--- a/outputs/reports/snia-sdc-storageai-aisio-2026.fiemap-debate.ko.docx
+++ b/outputs/reports/snia-sdc-storageai-aisio-2026.fiemap-debate.ko.docx
@@ -2,7 +2,7 @@
 <file path=word/document.xml><?xml version="1.0" encoding="utf-8"?>
 <w:document xmlns:w="http://schemas.openxmlformats.org/wordprocessingml/2006/main" xmlns:m="http://schemas.openxmlformats.org/officeDocument/2006/math" xmlns:r="http://schemas.openxmlformats.org/officeDocument/2006/relationships" xmlns:o="urn:schemas-microsoft-com:office:office" xmlns:v="urn:schemas-microsoft-com:vml" xmlns:w10="urn:schemas-microsoft-com:office:word" xmlns:a="http://schemas.openxmlformats.org/drawingml/2006/main" xmlns:pic="http://schemas.openxmlformats.org/drawingml/2006/picture" xmlns:wp="http://schemas.openxmlformats.org/drawingml/2006/wordprocessingDrawing">
   <w:body>
-    <w:bookmarkStart w:id="35" w:name="X2ae0b0979ffdcfa05e638c42dda47e201e57008"/>
+    <w:bookmarkStart w:id="34" w:name="X2ae0b0979ffdcfa05e638c42dda47e201e57008"/>
     <w:p>
       <w:pPr>
         <w:pStyle w:val="Heading1"/>
@@ -91,7 +91,7 @@
         <w:pStyle w:val="FirstParagraph"/>
       </w:pPr>
       <w:r>
-        <w:t xml:space="preserve">자막이 일부 잘렸으나 문맥상 다음과 같이 읽힌다:</w:t>
+        <w:t xml:space="preserve">자막 일부 누락이 있으나 문맥상 다음과 같이 읽힌다:</w:t>
       </w:r>
       <w:r>
         <w:t xml:space="preserve"> </w:t>
@@ -179,19 +179,7 @@
         <w:pStyle w:val="FirstParagraph"/>
       </w:pPr>
       <w:r>
-        <w:t xml:space="preserve">“</w:t>
-      </w:r>
-      <w:r>
-        <w:t xml:space="preserve">그건 질문이라기보다 의견이었고, 고려해보겠습니다.</w:t>
-      </w:r>
-      <w:r>
-        <w:t xml:space="preserve">”</w:t>
-      </w:r>
-      <w:r>
-        <w:t xml:space="preserve"> </w:t>
-      </w:r>
-      <w:r>
-        <w:t xml:space="preserve">그리고 추가로, 팀에서 PNF(pNFS)와 flex files도 관리 레이어 후보로 검토 중이며 F_MAP_AP만 사용하는 것이 아니라고 설명했다.</w:t>
+        <w:t xml:space="preserve">팀에서 pNFS와 flex files도 관리 레이어 후보로 검토 중이며 F_MAP_AP만 사용하는 것이 아니라고 덧붙였다.</w:t>
       </w:r>
     </w:p>
     <w:p>
@@ -203,13 +191,13 @@
     </w:p>
     <w:bookmarkEnd w:id="22"/>
     <w:bookmarkEnd w:id="23"/>
-    <w:bookmarkStart w:id="28" w:name="쟁점의-핵심-f_map_ap-fiemap을-dma에-사용하는-것의-위험성"/>
+    <w:bookmarkStart w:id="28" w:name="쟁점의-핵심-fiemap을-dma-주소-결정에-사용하는-것의-위험성"/>
     <w:p>
       <w:pPr>
         <w:pStyle w:val="Heading2"/>
       </w:pPr>
       <w:r>
-        <w:t xml:space="preserve">2. 쟁점의 핵심: F_MAP_AP (FIEMAP)을 DMA에 사용하는 것의 위험성</w:t>
+        <w:t xml:space="preserve">2. 쟁점의 핵심: FIEMAP을 DMA 주소 결정에 사용하는 것의 위험성</w:t>
       </w:r>
     </w:p>
     <w:bookmarkStart w:id="24" w:name="f_map_ap-fs_ioc_fiemap이란"/>
@@ -232,19 +220,42 @@
         <w:t xml:space="preserve">FS_IOC_FIEMAP</w:t>
       </w:r>
       <w:r>
-        <w:t xml:space="preserve">은 Linux 커널의 ioctl로, 파일의 논리적 바이트 범위를 물리적 블록 주소(extent)로 매핑해 반환한다.</w:t>
+        <w:t xml:space="preserve">은 Linux 커널 ioctl로, 파일의 논리적 바이트 범위를 물리적 블록 주소(extent)로 매핑해 반환한다. AiSIO의 Extend Access Library는 이를 통해 파일의 물리적 LBA를 캐시해두고, GPU가 파일시스템을 거치지 않고 NVMe 커맨드를 직접 발행할 때 이 캐시된 주소를 사용한다.</w:t>
+      </w:r>
+    </w:p>
+    <w:p>
+      <w:pPr>
+        <w:pStyle w:val="BodyText"/>
+      </w:pPr>
+      <w:r>
+        <w:t xml:space="preserve">Christoph Hellwig가</w:t>
       </w:r>
       <w:r>
         <w:t xml:space="preserve"> </w:t>
       </w:r>
       <w:r>
+        <w:t xml:space="preserve">“</w:t>
+      </w:r>
+      <w:r>
+        <w:t xml:space="preserve">디버깅 도구</w:t>
+      </w:r>
+      <w:r>
+        <w:t xml:space="preserve">”</w:t>
+      </w:r>
+      <w:r>
+        <w:t xml:space="preserve">라고 표현한 것은 기술적으로 정확하다. FIEMAP은 원래</w:t>
+      </w:r>
+      <w:r>
+        <w:t xml:space="preserve"> </w:t>
+      </w:r>
+      <w:r>
         <w:rPr>
           <w:rStyle w:val="VerbatimChar"/>
         </w:rPr>
-        <w:t xml:space="preserve">struct fiemap</w:t>
-      </w:r>
-      <w:r>
-        <w:t xml:space="preserve">과</w:t>
+        <w:t xml:space="preserve">e2fsck</w:t>
+      </w:r>
+      <w:r>
+        <w:t xml:space="preserve">,</w:t>
       </w:r>
       <w:r>
         <w:t xml:space="preserve"> </w:t>
@@ -253,68 +264,265 @@
         <w:rPr>
           <w:rStyle w:val="VerbatimChar"/>
         </w:rPr>
-        <w:t xml:space="preserve">struct fiemap_extent</w:t>
+        <w:t xml:space="preserve">filefrag</w:t>
+      </w:r>
+      <w:r>
+        <w:t xml:space="preserve">,</w:t>
       </w:r>
       <w:r>
         <w:t xml:space="preserve"> </w:t>
       </w:r>
       <w:r>
-        <w:t xml:space="preserve">배열로 결과를 돌려주며, 각 엔트리에 물리적 디스크 블록 번호가 담긴다.</w:t>
-      </w:r>
-    </w:p>
-    <w:p>
-      <w:pPr>
-        <w:pStyle w:val="BodyText"/>
-      </w:pPr>
-      <w:r>
-        <w:t xml:space="preserve">AiSIO의 Extend Access Library는 이 인터페이스(또는 유사한</w:t>
+        <w:rPr>
+          <w:rStyle w:val="VerbatimChar"/>
+        </w:rPr>
+        <w:t xml:space="preserve">xfs_bmap</w:t>
       </w:r>
       <w:r>
         <w:t xml:space="preserve"> </w:t>
       </w:r>
       <w:r>
+        <w:t xml:space="preserve">같은 진단·분석 유틸리티 용도로 설계되었으며, 파일시스템은 이 인터페이스에 동시성 보장을 제공하지 않는다.</w:t>
+      </w:r>
+    </w:p>
+    <w:bookmarkEnd w:id="24"/>
+    <w:bookmarkStart w:id="25" w:name="toctou-경쟁-조건"/>
+    <w:p>
+      <w:pPr>
+        <w:pStyle w:val="Heading3"/>
+      </w:pPr>
+      <w:r>
+        <w:t xml:space="preserve">2.2 TOCTOU 경쟁 조건</w:t>
+      </w:r>
+    </w:p>
+    <w:p>
+      <w:pPr>
+        <w:pStyle w:val="FirstParagraph"/>
+      </w:pPr>
+      <w:r>
+        <w:t xml:space="preserve">FIEMAP이 반환하는 물리적 블록 주소는 호출 시점의 스냅샷이다. 그 이후 어떤 작업이든 블록 주소를 바꿀 수 있다.</w:t>
+      </w:r>
+    </w:p>
+    <w:p>
+      <w:pPr>
+        <w:pStyle w:val="SourceCode"/>
+      </w:pPr>
+      <w:r>
         <w:rPr>
           <w:rStyle w:val="VerbatimChar"/>
         </w:rPr>
-        <w:t xml:space="preserve">SEEK_DATA</w:t>
-      </w:r>
-      <w:r>
-        <w:t xml:space="preserve">/</w:t>
+        <w:t xml:space="preserve">t0: FIEMAP 호출 → LBA 1000 반환, 캐시에 저장</w:t>
+      </w:r>
+      <w:r>
+        <w:br/>
       </w:r>
       <w:r>
         <w:rPr>
           <w:rStyle w:val="VerbatimChar"/>
         </w:rPr>
-        <w:t xml:space="preserve">SEEK_HOLE</w:t>
+        <w:t xml:space="preserve">t1: 커널, 파일 블록을 LBA 2000으로 이동</w:t>
+      </w:r>
+      <w:r>
+        <w:br/>
+      </w:r>
+      <w:r>
+        <w:rPr>
+          <w:rStyle w:val="VerbatimChar"/>
+        </w:rPr>
+        <w:t xml:space="preserve">t2: GPU가 LBA 1000으로 NVMe Read 발행</w:t>
+      </w:r>
+      <w:r>
+        <w:br/>
+      </w:r>
+      <w:r>
+        <w:rPr>
+          <w:rStyle w:val="VerbatimChar"/>
+        </w:rPr>
+        <w:t xml:space="preserve">결과: 엉뚱한 데이터 읽기, 또는 다른 파일의 데이터 노출</w:t>
+      </w:r>
+    </w:p>
+    <w:bookmarkEnd w:id="25"/>
+    <w:bookmarkStart w:id="26" w:name="파일시스템별-위험-요소"/>
+    <w:p>
+      <w:pPr>
+        <w:pStyle w:val="Heading3"/>
+      </w:pPr>
+      <w:r>
+        <w:t xml:space="preserve">2.3 파일시스템별 위험 요소</w:t>
+      </w:r>
+    </w:p>
+    <w:p>
+      <w:pPr>
+        <w:numPr>
+          <w:ilvl w:val="0"/>
+          <w:numId w:val="1001"/>
+        </w:numPr>
+        <w:pStyle w:val="Compact"/>
+      </w:pPr>
+      <w:r>
+        <w:rPr>
+          <w:bCs/>
+          <w:b/>
+        </w:rPr>
+        <w:t xml:space="preserve">XFS</w:t>
+      </w:r>
+      <w:r>
+        <w:t xml:space="preserve">:</w:t>
       </w:r>
       <w:r>
         <w:t xml:space="preserve"> </w:t>
       </w:r>
       <w:r>
-        <w:t xml:space="preserve">+ 커널 내부 경로)를 통해 파일의 물리적 LBA를 캐시해둔다. GPU가 스토리지에서 직접 데이터를 읽을 때 파일시스템을 거치지 않고 이 캐시된 주소로 NVMe 커맨드를 발행한다.</w:t>
-      </w:r>
-    </w:p>
-    <w:p>
-      <w:pPr>
-        <w:pStyle w:val="BodyText"/>
-      </w:pPr>
-      <w:r>
-        <w:t xml:space="preserve">Christoph Hellwig가</w:t>
+        <w:rPr>
+          <w:rStyle w:val="VerbatimChar"/>
+        </w:rPr>
+        <w:t xml:space="preserve">xfs_swap_extents()</w:t>
+      </w:r>
+      <w:r>
+        <w:t xml:space="preserve">(온라인 디프래그)가 두 파일의 extent를 원자적으로 교환. VFS 이벤트 없이 LBA가 바뀐다. xfs_scrub extent 재배치도 동일.</w:t>
+      </w:r>
+    </w:p>
+    <w:p>
+      <w:pPr>
+        <w:numPr>
+          <w:ilvl w:val="0"/>
+          <w:numId w:val="1001"/>
+        </w:numPr>
+        <w:pStyle w:val="Compact"/>
+      </w:pPr>
+      <w:r>
+        <w:rPr>
+          <w:bCs/>
+          <w:b/>
+        </w:rPr>
+        <w:t xml:space="preserve">ext4</w:t>
+      </w:r>
+      <w:r>
+        <w:t xml:space="preserve">:</w:t>
       </w:r>
       <w:r>
         <w:t xml:space="preserve"> </w:t>
       </w:r>
       <w:r>
+        <w:rPr>
+          <w:rStyle w:val="VerbatimChar"/>
+        </w:rPr>
+        <w:t xml:space="preserve">ext4_move_extents()</w:t>
+      </w:r>
+      <w:r>
+        <w:t xml:space="preserve"> </w:t>
+      </w:r>
+      <w:r>
+        <w:t xml:space="preserve">온라인 디프래그 ioctl. delayed allocation 확정 단계에서 물리 블록 번호 변경 가능.</w:t>
+      </w:r>
+    </w:p>
+    <w:p>
+      <w:pPr>
+        <w:numPr>
+          <w:ilvl w:val="0"/>
+          <w:numId w:val="1001"/>
+        </w:numPr>
+        <w:pStyle w:val="Compact"/>
+      </w:pPr>
+      <w:r>
+        <w:rPr>
+          <w:bCs/>
+          <w:b/>
+        </w:rPr>
+        <w:t xml:space="preserve">btrfs</w:t>
+      </w:r>
+      <w:r>
+        <w:t xml:space="preserve">: Copy-on-Write 설계로 쓰기 시 항상 새 블록 할당. 백그라운드 balance 작업이 투명하게 블록 이동.</w:t>
+      </w:r>
+    </w:p>
+    <w:p>
+      <w:pPr>
+        <w:numPr>
+          <w:ilvl w:val="0"/>
+          <w:numId w:val="1001"/>
+        </w:numPr>
+        <w:pStyle w:val="Compact"/>
+      </w:pPr>
+      <w:r>
+        <w:rPr>
+          <w:bCs/>
+          <w:b/>
+        </w:rPr>
+        <w:t xml:space="preserve">공통</w:t>
+      </w:r>
+      <w:r>
+        <w:t xml:space="preserve">: fallocate PUNCH_HOLE, truncate 후 재쓰기 등.</w:t>
+      </w:r>
+    </w:p>
+    <w:bookmarkEnd w:id="26"/>
+    <w:bookmarkStart w:id="27" w:name="ebpf-완화책이-충분하지-않은-이유"/>
+    <w:p>
+      <w:pPr>
+        <w:pStyle w:val="Heading3"/>
+      </w:pPr>
+      <w:r>
+        <w:t xml:space="preserve">2.4 EBPF 완화책이 충분하지 않은 이유</w:t>
+      </w:r>
+    </w:p>
+    <w:p>
+      <w:pPr>
+        <w:pStyle w:val="FirstParagraph"/>
+      </w:pPr>
+      <w:r>
+        <w:t xml:space="preserve">AiSIO 팀의 완화책은</w:t>
+      </w:r>
+      <w:r>
+        <w:t xml:space="preserve"> </w:t>
+      </w:r>
+      <w:r>
         <w:t xml:space="preserve">“</w:t>
       </w:r>
       <w:r>
-        <w:t xml:space="preserve">디버깅 도구</w:t>
+        <w:t xml:space="preserve">EBPF 트레이스로 파일 변경 알림을 받아 캐시를 무효화한다</w:t>
       </w:r>
       <w:r>
         <w:t xml:space="preserve">”</w:t>
       </w:r>
       <w:r>
-        <w:t xml:space="preserve">라고 표현한 것은 기술적으로 정확하다. FIEMAP은 원래</w:t>
+        <w:t xml:space="preserve">는 것이다.</w:t>
+      </w:r>
+    </w:p>
+    <w:p>
+      <w:pPr>
+        <w:numPr>
+          <w:ilvl w:val="0"/>
+          <w:numId w:val="1002"/>
+        </w:numPr>
+        <w:pStyle w:val="Compact"/>
+      </w:pPr>
+      <w:r>
+        <w:rPr>
+          <w:bCs/>
+          <w:b/>
+        </w:rPr>
+        <w:t xml:space="preserve">경쟁 창 존재</w:t>
+      </w:r>
+      <w:r>
+        <w:t xml:space="preserve">: 훅 실행과 캐시 무효화 사이에 GPU가 NVMe 커맨드를 발행하면 race가 그대로 남는다.</w:t>
+      </w:r>
+    </w:p>
+    <w:p>
+      <w:pPr>
+        <w:numPr>
+          <w:ilvl w:val="0"/>
+          <w:numId w:val="1002"/>
+        </w:numPr>
+        <w:pStyle w:val="Compact"/>
+      </w:pPr>
+      <w:r>
+        <w:rPr>
+          <w:bCs/>
+          <w:b/>
+        </w:rPr>
+        <w:t xml:space="preserve">감지 불가 이벤트</w:t>
+      </w:r>
+      <w:r>
+        <w:t xml:space="preserve">:</w:t>
       </w:r>
       <w:r>
         <w:t xml:space="preserve"> </w:t>
@@ -323,515 +531,48 @@
         <w:rPr>
           <w:rStyle w:val="VerbatimChar"/>
         </w:rPr>
-        <w:t xml:space="preserve">e2fsck</w:t>
-      </w:r>
-      <w:r>
-        <w:t xml:space="preserve">,</w:t>
-      </w:r>
-      <w:r>
-        <w:t xml:space="preserve"> </w:t>
-      </w:r>
-      <w:r>
-        <w:rPr>
-          <w:rStyle w:val="VerbatimChar"/>
-        </w:rPr>
-        <w:t xml:space="preserve">filefrag</w:t>
-      </w:r>
-      <w:r>
-        <w:t xml:space="preserve">,</w:t>
-      </w:r>
-      <w:r>
-        <w:t xml:space="preserve"> </w:t>
-      </w:r>
-      <w:r>
-        <w:rPr>
-          <w:rStyle w:val="VerbatimChar"/>
-        </w:rPr>
-        <w:t xml:space="preserve">xfs_bmap</w:t>
-      </w:r>
-      <w:r>
-        <w:t xml:space="preserve"> </w:t>
-      </w:r>
-      <w:r>
-        <w:t xml:space="preserve">같은</w:t>
-      </w:r>
-      <w:r>
-        <w:t xml:space="preserve"> </w:t>
-      </w:r>
-      <w:r>
-        <w:rPr>
-          <w:bCs/>
-          <w:b/>
-        </w:rPr>
-        <w:t xml:space="preserve">진단·분석 유틸리티</w:t>
-      </w:r>
-      <w:r>
-        <w:t xml:space="preserve"> </w:t>
-      </w:r>
-      <w:r>
-        <w:t xml:space="preserve">용도로 설계되었다. 파일시스템은 이 인터페이스에 동시성 보장을 제공하지 않는다.</w:t>
-      </w:r>
-    </w:p>
-    <w:bookmarkEnd w:id="24"/>
-    <w:bookmarkStart w:id="25" w:name="X024bfb1e1af169ea8bc9bc97dd144784ad77748"/>
-    <w:p>
-      <w:pPr>
-        <w:pStyle w:val="Heading3"/>
-      </w:pPr>
-      <w:r>
-        <w:t xml:space="preserve">2.2 TOCTOU 경쟁 조건 (Time-of-Check to Time-of-Use Race)</w:t>
-      </w:r>
-    </w:p>
-    <w:p>
-      <w:pPr>
-        <w:pStyle w:val="FirstParagraph"/>
-      </w:pPr>
-      <w:r>
-        <w:t xml:space="preserve">FIEMAP이 반환하는 물리적 블록 주소는</w:t>
-      </w:r>
-      <w:r>
-        <w:t xml:space="preserve"> </w:t>
-      </w:r>
-      <w:r>
-        <w:rPr>
-          <w:bCs/>
-          <w:b/>
-        </w:rPr>
-        <w:t xml:space="preserve">호출 시점의 스냅샷</w:t>
-      </w:r>
-      <w:r>
-        <w:t xml:space="preserve">이다. 그 이후 어떤 작업이든 블록 주소를 바꿀 수 있으며, AiSIO의 캐시와 실제 레이아웃 사이에 불일치가 발생한다.</w:t>
-      </w:r>
-    </w:p>
-    <w:p>
-      <w:pPr>
-        <w:pStyle w:val="SourceCode"/>
-      </w:pPr>
-      <w:r>
-        <w:rPr>
-          <w:rStyle w:val="VerbatimChar"/>
-        </w:rPr>
-        <w:t xml:space="preserve">시간 →</w:t>
-      </w:r>
-      <w:r>
-        <w:br/>
-      </w:r>
-      <w:r>
-        <w:rPr>
-          <w:rStyle w:val="VerbatimChar"/>
-        </w:rPr>
-        <w:t xml:space="preserve">  t0: FIEMAP 호출 → LBA 1000 반환, 캐시에 저장</w:t>
-      </w:r>
-      <w:r>
-        <w:br/>
-      </w:r>
-      <w:r>
-        <w:rPr>
-          <w:rStyle w:val="VerbatimChar"/>
-        </w:rPr>
-        <w:t xml:space="preserve">  t1: 커널, 파일 블록을 LBA 2000으로 이동</w:t>
-      </w:r>
-      <w:r>
-        <w:br/>
-      </w:r>
-      <w:r>
-        <w:rPr>
-          <w:rStyle w:val="VerbatimChar"/>
-        </w:rPr>
-        <w:t xml:space="preserve">  t2: GPU가 LBA 1000으로 NVMe Read 발행</w:t>
-      </w:r>
-      <w:r>
-        <w:br/>
-      </w:r>
-      <w:r>
-        <w:rPr>
-          <w:rStyle w:val="VerbatimChar"/>
-        </w:rPr>
-        <w:t xml:space="preserve">  결과: 엉뚱한 데이터 읽기, 또는 다른 파일의 데이터 노출</w:t>
-      </w:r>
-    </w:p>
-    <w:p>
-      <w:pPr>
-        <w:pStyle w:val="FirstParagraph"/>
-      </w:pPr>
-      <w:r>
-        <w:t xml:space="preserve">이것이 Christoph Hellwig가 말한</w:t>
-      </w:r>
-      <w:r>
-        <w:t xml:space="preserve"> </w:t>
-      </w:r>
-      <w:r>
-        <w:t xml:space="preserve">“</w:t>
-      </w:r>
-      <w:r>
-        <w:t xml:space="preserve">corruption due to concurrent activity</w:t>
-      </w:r>
-      <w:r>
-        <w:t xml:space="preserve">”</w:t>
-      </w:r>
-      <w:r>
-        <w:t xml:space="preserve">의 정체다.</w:t>
-      </w:r>
-    </w:p>
-    <w:bookmarkEnd w:id="25"/>
-    <w:bookmarkStart w:id="26" w:name="파일시스템별-구체적-위험-요소"/>
-    <w:p>
-      <w:pPr>
-        <w:pStyle w:val="Heading3"/>
-      </w:pPr>
-      <w:r>
-        <w:t xml:space="preserve">2.3 파일시스템별 구체적 위험 요소</w:t>
-      </w:r>
-    </w:p>
-    <w:p>
-      <w:pPr>
-        <w:pStyle w:val="FirstParagraph"/>
-      </w:pPr>
-      <w:r>
-        <w:rPr>
-          <w:bCs/>
-          <w:b/>
-        </w:rPr>
-        <w:t xml:space="preserve">XFS</w:t>
-      </w:r>
-      <w:r>
-        <w:t xml:space="preserve"> </w:t>
-      </w:r>
-      <w:r>
-        <w:t xml:space="preserve">-</w:t>
-      </w:r>
-      <w:r>
-        <w:t xml:space="preserve"> </w:t>
-      </w:r>
-      <w:r>
-        <w:rPr>
-          <w:rStyle w:val="VerbatimChar"/>
-        </w:rPr>
         <w:t xml:space="preserve">xfs_swap_extents()</w:t>
       </w:r>
       <w:r>
-        <w:t xml:space="preserve">: 온라인 디프래그(</w:t>
-      </w:r>
-      <w:r>
-        <w:rPr>
-          <w:rStyle w:val="VerbatimChar"/>
-        </w:rPr>
-        <w:t xml:space="preserve">xfs_fsr</w:t>
-      </w:r>
-      <w:r>
-        <w:t xml:space="preserve">) 중 두 파일의 extent를 원자적으로 교환한다. FIEMAP 조회 후 이 작업이 실행되면 캐시된 LBA가 다른 파일을 가리킨다.</w:t>
-      </w:r>
-      <w:r>
-        <w:t xml:space="preserve"> </w:t>
-      </w:r>
-      <w:r>
-        <w:t xml:space="preserve">-</w:t>
-      </w:r>
-      <w:r>
-        <w:t xml:space="preserve"> </w:t>
-      </w:r>
-      <w:r>
-        <w:rPr>
-          <w:rStyle w:val="VerbatimChar"/>
-        </w:rPr>
-        <w:t xml:space="preserve">xfs_alloc_file_space()</w:t>
-      </w:r>
-      <w:r>
-        <w:t xml:space="preserve"> </w:t>
-      </w:r>
-      <w:r>
-        <w:t xml:space="preserve">+ fallocate: 사전 할당 확장 시 extent 재배치 가능.</w:t>
-      </w:r>
-      <w:r>
-        <w:t xml:space="preserve"> </w:t>
-      </w:r>
-      <w:r>
-        <w:t xml:space="preserve">- XFS 온라인 fsck(xfs_scrub)의 extent 재배치 루틴도 투명하게 블록을 옮길 수 있다.</w:t>
-      </w:r>
-    </w:p>
-    <w:p>
-      <w:pPr>
-        <w:pStyle w:val="BodyText"/>
-      </w:pPr>
-      <w:r>
-        <w:rPr>
-          <w:bCs/>
-          <w:b/>
-        </w:rPr>
-        <w:t xml:space="preserve">ext4</w:t>
-      </w:r>
-      <w:r>
-        <w:t xml:space="preserve"> </w:t>
-      </w:r>
-      <w:r>
-        <w:t xml:space="preserve">-</w:t>
-      </w:r>
-      <w:r>
-        <w:t xml:space="preserve"> </w:t>
-      </w:r>
-      <w:r>
-        <w:rPr>
-          <w:rStyle w:val="VerbatimChar"/>
-        </w:rPr>
-        <w:t xml:space="preserve">ext4_move_extents()</w:t>
-      </w:r>
-      <w:r>
-        <w:t xml:space="preserve"> </w:t>
-      </w:r>
-      <w:r>
-        <w:t xml:space="preserve">(온라인 디프래그 ioctl): 명시적 extent 이동.</w:t>
-      </w:r>
-      <w:r>
-        <w:t xml:space="preserve"> </w:t>
-      </w:r>
-      <w:r>
-        <w:t xml:space="preserve">- 저널링 트랜잭션 중 delayed allocation 확정 단계에서 물리 블록 번호가 결정되거나 변경될 수 있다.</w:t>
-      </w:r>
-    </w:p>
-    <w:p>
-      <w:pPr>
-        <w:pStyle w:val="BodyText"/>
-      </w:pPr>
-      <w:r>
-        <w:rPr>
-          <w:bCs/>
-          <w:b/>
-        </w:rPr>
-        <w:t xml:space="preserve">btrfs</w:t>
-      </w:r>
-      <w:r>
-        <w:t xml:space="preserve"> </w:t>
-      </w:r>
-      <w:r>
-        <w:t xml:space="preserve">- Copy-on-Write 기반 설계: 쓰기 시 항상 새 블록에 기록하고 메타데이터를 업데이트. AiSIO 캐시가 가리키는 이전 블록은 새 데이터를 담지 않는다.</w:t>
-      </w:r>
-      <w:r>
-        <w:t xml:space="preserve"> </w:t>
-      </w:r>
-      <w:r>
-        <w:t xml:space="preserve">- 백그라운드 balance 작업이 투명하게 블록을 재배치한다.</w:t>
-      </w:r>
-    </w:p>
-    <w:p>
-      <w:pPr>
-        <w:pStyle w:val="BodyText"/>
-      </w:pPr>
-      <w:r>
-        <w:rPr>
-          <w:bCs/>
-          <w:b/>
-        </w:rPr>
-        <w:t xml:space="preserve">공통</w:t>
-      </w:r>
-      <w:r>
-        <w:t xml:space="preserve"> </w:t>
-      </w:r>
-      <w:r>
-        <w:t xml:space="preserve">- fallocate + FALLOC_FL_PUNCH_HOLE: 특정 범위를 hole로 만들어 블록 반환.</w:t>
-      </w:r>
-      <w:r>
-        <w:t xml:space="preserve"> </w:t>
-      </w:r>
-      <w:r>
-        <w:t xml:space="preserve">- truncate + 재쓰기: 파일 축소 후 확장 시 다른 블록 할당.</w:t>
-      </w:r>
-    </w:p>
-    <w:bookmarkEnd w:id="26"/>
-    <w:bookmarkStart w:id="27" w:name="samsung의-ebpf-완화책이-충분하지-않은-이유"/>
-    <w:p>
-      <w:pPr>
-        <w:pStyle w:val="Heading3"/>
-      </w:pPr>
-      <w:r>
-        <w:t xml:space="preserve">2.4 Samsung의 EBPF 완화책이 충분하지 않은 이유</w:t>
-      </w:r>
-    </w:p>
-    <w:p>
-      <w:pPr>
-        <w:pStyle w:val="FirstParagraph"/>
-      </w:pPr>
-      <w:r>
-        <w:t xml:space="preserve">AiSIO 팀이 제시한 완화책은</w:t>
-      </w:r>
-      <w:r>
-        <w:t xml:space="preserve"> </w:t>
-      </w:r>
-      <w:r>
-        <w:t xml:space="preserve">“</w:t>
-      </w:r>
-      <w:r>
-        <w:t xml:space="preserve">F_MAP_AP 결과 캐시에 EBPF 트레이스를 붙여 파일 변경 알림을 받는다</w:t>
-      </w:r>
-      <w:r>
-        <w:t xml:space="preserve">”</w:t>
-      </w:r>
-      <w:r>
-        <w:t xml:space="preserve">는 것이다. 이 접근의 문제점:</w:t>
-      </w:r>
-    </w:p>
-    <w:p>
-      <w:pPr>
-        <w:pStyle w:val="BodyText"/>
-      </w:pPr>
-      <w:r>
-        <w:rPr>
-          <w:bCs/>
-          <w:b/>
-        </w:rPr>
-        <w:t xml:space="preserve">① 알림 지점과 실제 블록 이동 사이의 간격</w:t>
-      </w:r>
-      <w:r>
-        <w:br/>
-      </w:r>
-      <w:r>
-        <w:t xml:space="preserve">EBPF 훅이 파일 변경 이벤트를 감지하더라도, 훅 실행과 캐시 무효화 사이에 짧은 창이 존재한다. GPU가 이 창 안에 NVMe 커맨드를 발행하면 경쟁 조건이 그대로 남는다. 이는 소프트웨어 레이어에서 원자성을 보장하기 어려운 구조적 문제다.</w:t>
-      </w:r>
-    </w:p>
-    <w:p>
-      <w:pPr>
-        <w:pStyle w:val="BodyText"/>
-      </w:pPr>
-      <w:r>
-        <w:rPr>
-          <w:bCs/>
-          <w:b/>
-        </w:rPr>
-        <w:t xml:space="preserve">② 감지 가능한 이벤트의 범위 한계</w:t>
-      </w:r>
-      <w:r>
-        <w:br/>
-      </w:r>
-      <w:r>
-        <w:t xml:space="preserve">inotify/fsnotify 기반 EBPF 훅은</w:t>
-      </w:r>
-      <w:r>
-        <w:t xml:space="preserve"> </w:t>
-      </w:r>
-      <w:r>
-        <w:rPr>
-          <w:rStyle w:val="VerbatimChar"/>
-        </w:rPr>
-        <w:t xml:space="preserve">write()</w:t>
-      </w:r>
-      <w:r>
-        <w:t xml:space="preserve">,</w:t>
-      </w:r>
-      <w:r>
-        <w:t xml:space="preserve"> </w:t>
-      </w:r>
-      <w:r>
-        <w:rPr>
-          <w:rStyle w:val="VerbatimChar"/>
-        </w:rPr>
-        <w:t xml:space="preserve">truncate()</w:t>
-      </w:r>
-      <w:r>
-        <w:t xml:space="preserve">,</w:t>
-      </w:r>
-      <w:r>
-        <w:t xml:space="preserve"> </w:t>
-      </w:r>
-      <w:r>
-        <w:rPr>
-          <w:rStyle w:val="VerbatimChar"/>
-        </w:rPr>
-        <w:t xml:space="preserve">unlink()</w:t>
-      </w:r>
-      <w:r>
-        <w:t xml:space="preserve"> </w:t>
-      </w:r>
-      <w:r>
-        <w:t xml:space="preserve">같은 VFS 레이어 이벤트를 감지한다. 그러나 아래 사례는 VFS 이벤트 없이 물리 블록이 바뀐다:</w:t>
-      </w:r>
-      <w:r>
-        <w:t xml:space="preserve"> </w:t>
-      </w:r>
-      <w:r>
-        <w:t xml:space="preserve">- XFS 온라인 디프래그(</w:t>
-      </w:r>
-      <w:r>
-        <w:rPr>
-          <w:rStyle w:val="VerbatimChar"/>
-        </w:rPr>
-        <w:t xml:space="preserve">xfs_fsr</w:t>
-      </w:r>
-      <w:r>
-        <w:t xml:space="preserve">):</w:t>
-      </w:r>
-      <w:r>
-        <w:t xml:space="preserve"> </w:t>
-      </w:r>
-      <w:r>
-        <w:rPr>
-          <w:rStyle w:val="VerbatimChar"/>
-        </w:rPr>
-        <w:t xml:space="preserve">xfs_swap_extents()</w:t>
-      </w:r>
-      <w:r>
-        <w:t xml:space="preserve">는 파일 내용이 아닌 extent 트리만 수정한다.</w:t>
-      </w:r>
-      <w:r>
-        <w:t xml:space="preserve"> </w:t>
-      </w:r>
-      <w:r>
-        <w:t xml:space="preserve">- xfs_scrub의 extent 재배치: 파일 데이터는 동일, 물리 주소만 변경.</w:t>
-      </w:r>
-      <w:r>
-        <w:t xml:space="preserve"> </w:t>
-      </w:r>
-      <w:r>
-        <w:t xml:space="preserve">- btrfs balance: 파일 데이터 변경 없이 블록 이동.</w:t>
-      </w:r>
-    </w:p>
-    <w:p>
-      <w:pPr>
-        <w:pStyle w:val="BodyText"/>
-      </w:pPr>
-      <w:r>
-        <w:rPr>
-          <w:bCs/>
-          <w:b/>
-        </w:rPr>
-        <w:t xml:space="preserve">③ 안정적이지 않은 커널 ABI</w:t>
-      </w:r>
-      <w:r>
-        <w:br/>
-      </w:r>
-      <w:r>
-        <w:t xml:space="preserve">내부 커널 함수에 EBPF 훅을 거는 것은 공식 커널 ABI에 해당하지 않는다. 커널 버전 간 함수 시그니처나 호출 경로가 바뀌면 훅이 무용지물이 된다. 커널 커뮤니티가 이를 upstream에 수용할 가능성이 낮다.</w:t>
-      </w:r>
-    </w:p>
-    <w:p>
-      <w:pPr>
-        <w:pStyle w:val="BodyText"/>
-      </w:pPr>
-      <w:r>
-        <w:rPr>
-          <w:bCs/>
-          <w:b/>
-        </w:rPr>
-        <w:t xml:space="preserve">④ 사전 할당 파일에서의 안전한 외관</w:t>
-      </w:r>
-      <w:r>
-        <w:br/>
-      </w:r>
-      <w:r>
-        <w:t xml:space="preserve">Samsung의 벤치마크가</w:t>
-      </w:r>
-      <w:r>
-        <w:t xml:space="preserve"> </w:t>
-      </w:r>
-      <w:r>
-        <w:t xml:space="preserve">“</w:t>
-      </w:r>
-      <w:r>
-        <w:t xml:space="preserve">pre-allocated fixed-size files</w:t>
-      </w:r>
-      <w:r>
-        <w:t xml:space="preserve">”</w:t>
-      </w:r>
-      <w:r>
-        <w:t xml:space="preserve">를 사용한다고 밝혔다. 이 조건에서는 블록 재배치가 거의 일어나지 않아 문제가 드러나지 않는다. 그러나 프로덕션 환경에서 백그라운드 디프래그가 활성화된 워크로드에서는 침묵하는 데이터 손상이 발생할 수 있다.</w:t>
+        <w:t xml:space="preserve">, btrfs balance, xfs_scrub extent 재배치는 VFS 레이어 이벤트를 발생시키지 않아 inotify/fsnotify 기반 훅이 탐지하지 못한다.</w:t>
+      </w:r>
+    </w:p>
+    <w:p>
+      <w:pPr>
+        <w:numPr>
+          <w:ilvl w:val="0"/>
+          <w:numId w:val="1002"/>
+        </w:numPr>
+        <w:pStyle w:val="Compact"/>
+      </w:pPr>
+      <w:r>
+        <w:rPr>
+          <w:bCs/>
+          <w:b/>
+        </w:rPr>
+        <w:t xml:space="preserve">불안정한 커널 ABI</w:t>
+      </w:r>
+      <w:r>
+        <w:t xml:space="preserve">: 내부 커널 함수에 EBPF 훅을 거는 것은 공식 ABI가 아니다. 커널 버전마다 함수 시그니처가 바뀔 수 있고, upstream 수용 가능성이 낮다.</w:t>
+      </w:r>
+    </w:p>
+    <w:p>
+      <w:pPr>
+        <w:numPr>
+          <w:ilvl w:val="0"/>
+          <w:numId w:val="1002"/>
+        </w:numPr>
+        <w:pStyle w:val="Compact"/>
+      </w:pPr>
+      <w:r>
+        <w:rPr>
+          <w:bCs/>
+          <w:b/>
+        </w:rPr>
+        <w:t xml:space="preserve">실험 조건의 한계</w:t>
+      </w:r>
+      <w:r>
+        <w:t xml:space="preserve">: 벤치마크가 사전 할당 고정 크기 파일만 사용하므로 문제가 드러나지 않는다. 백그라운드 디프래그가 활성화된 프로덕션에서는 침묵하는 데이터 손상이 발생할 수 있다.</w:t>
       </w:r>
     </w:p>
     <w:p>
@@ -843,13 +584,22 @@
     </w:p>
     <w:bookmarkEnd w:id="27"/>
     <w:bookmarkEnd w:id="28"/>
-    <w:bookmarkStart w:id="32" w:name="X93cf73876e6a9136bc3ddcb2bd9f2d59a1f1006"/>
+    <w:bookmarkStart w:id="32" w:name="두-접근-방식의-장단점-비교"/>
     <w:p>
       <w:pPr>
         <w:pStyle w:val="Heading2"/>
       </w:pPr>
       <w:r>
-        <w:t xml:space="preserve">3. Christoph Hellwig가 제안한 올바른 해법: pNFS 블록 레이아웃</w:t>
+        <w:t xml:space="preserve">3. 두 접근 방식의 장단점 비교</w:t>
+      </w:r>
+    </w:p>
+    <w:bookmarkStart w:id="29" w:name="samsung-방식-fiemap-ebpf-캐시"/>
+    <w:p>
+      <w:pPr>
+        <w:pStyle w:val="Heading3"/>
+      </w:pPr>
+      <w:r>
+        <w:t xml:space="preserve">3.1 Samsung 방식: FIEMAP + EBPF 캐시</w:t>
       </w:r>
     </w:p>
     <w:p>
@@ -857,31 +607,87 @@
         <w:pStyle w:val="FirstParagraph"/>
       </w:pPr>
       <w:r>
-        <w:t xml:space="preserve">Christoph Hellwig가 언급한</w:t>
-      </w:r>
-      <w:r>
-        <w:t xml:space="preserve"> </w:t>
-      </w:r>
-      <w:r>
-        <w:t xml:space="preserve">“</w:t>
-      </w:r>
-      <w:r>
-        <w:t xml:space="preserve">PFS block layout with relocation mechanisms for defending clients</w:t>
-      </w:r>
-      <w:r>
-        <w:t xml:space="preserve">”</w:t>
-      </w:r>
-      <w:r>
-        <w:t xml:space="preserve">는 pNFS(Parallel NFS) 블록 레이아웃 프로토콜을 가리킨다.</w:t>
-      </w:r>
-    </w:p>
-    <w:bookmarkStart w:id="29" w:name="pnfs-블록-레이아웃의-작동-방식-rfc-5663"/>
-    <w:p>
-      <w:pPr>
-        <w:pStyle w:val="Heading3"/>
-      </w:pPr>
-      <w:r>
-        <w:t xml:space="preserve">3.1 pNFS 블록 레이아웃의 작동 방식 (RFC 5663)</w:t>
+        <w:rPr>
+          <w:bCs/>
+          <w:b/>
+        </w:rPr>
+        <w:t xml:space="preserve">장점</w:t>
+      </w:r>
+    </w:p>
+    <w:p>
+      <w:pPr>
+        <w:numPr>
+          <w:ilvl w:val="0"/>
+          <w:numId w:val="1003"/>
+        </w:numPr>
+        <w:pStyle w:val="Compact"/>
+      </w:pPr>
+      <w:r>
+        <w:rPr>
+          <w:bCs/>
+          <w:b/>
+        </w:rPr>
+        <w:t xml:space="preserve">정상 경로 오버헤드 없음</w:t>
+      </w:r>
+      <w:r>
+        <w:t xml:space="preserve">: 캐시가 유효한 동안은 LBA 조회 없이 GPU가 즉시 NVMe 커맨드를 발행한다. 50M IOPS 벤치마크 결과가 이 구조에서 나온다.</w:t>
+      </w:r>
+    </w:p>
+    <w:p>
+      <w:pPr>
+        <w:numPr>
+          <w:ilvl w:val="0"/>
+          <w:numId w:val="1003"/>
+        </w:numPr>
+        <w:pStyle w:val="Compact"/>
+      </w:pPr>
+      <w:r>
+        <w:rPr>
+          <w:bCs/>
+          <w:b/>
+        </w:rPr>
+        <w:t xml:space="preserve">즉각적 구현 가능</w:t>
+      </w:r>
+      <w:r>
+        <w:t xml:space="preserve">: 기존 FIEMAP ioctl을 재사용하며, 커널 수정 없이 사용자 공간에서 구현된다.</w:t>
+      </w:r>
+    </w:p>
+    <w:p>
+      <w:pPr>
+        <w:numPr>
+          <w:ilvl w:val="0"/>
+          <w:numId w:val="1003"/>
+        </w:numPr>
+        <w:pStyle w:val="Compact"/>
+      </w:pPr>
+      <w:r>
+        <w:rPr>
+          <w:bCs/>
+          <w:b/>
+        </w:rPr>
+        <w:t xml:space="preserve">파일시스템 수정 불필요</w:t>
+      </w:r>
+      <w:r>
+        <w:t xml:space="preserve">: XFS/ext4/btrfs 어느 쪽도 건드리지 않는다.</w:t>
+      </w:r>
+    </w:p>
+    <w:p>
+      <w:pPr>
+        <w:numPr>
+          <w:ilvl w:val="0"/>
+          <w:numId w:val="1003"/>
+        </w:numPr>
+        <w:pStyle w:val="Compact"/>
+      </w:pPr>
+      <w:r>
+        <w:rPr>
+          <w:bCs/>
+          <w:b/>
+        </w:rPr>
+        <w:t xml:space="preserve">ML 훈련 워크로드에서 실질적 안전</w:t>
+      </w:r>
+      <w:r>
+        <w:t xml:space="preserve">: 사전 할당된 고정 크기 파일을 읽기만 하는 경우 블록 재배치가 발생하지 않아 race condition이 현실화되지 않는다.</w:t>
       </w:r>
     </w:p>
     <w:p>
@@ -889,182 +695,106 @@
         <w:pStyle w:val="FirstParagraph"/>
       </w:pPr>
       <w:r>
-        <w:t xml:space="preserve">pNFS는 메타데이터 서버(MDS)와 데이터 서버(DS)를 분리한다. 클라이언트가 직접 스토리지에 접근하려면 MDS로부터</w:t>
-      </w:r>
-      <w:r>
-        <w:t xml:space="preserve"> </w:t>
-      </w:r>
-      <w:r>
-        <w:rPr>
-          <w:bCs/>
-          <w:b/>
-        </w:rPr>
-        <w:t xml:space="preserve">레이아웃 그랜트(layout grant)</w:t>
-      </w:r>
-      <w:r>
-        <w:t xml:space="preserve">를 받아야 한다.</w:t>
-      </w:r>
-    </w:p>
-    <w:p>
-      <w:pPr>
-        <w:pStyle w:val="SourceCode"/>
-      </w:pPr>
-      <w:r>
-        <w:rPr>
-          <w:rStyle w:val="VerbatimChar"/>
-        </w:rPr>
-        <w:t xml:space="preserve">클라이언트 → MDS: LAYOUTGET 요청</w:t>
-      </w:r>
-      <w:r>
-        <w:br/>
-      </w:r>
-      <w:r>
-        <w:rPr>
-          <w:rStyle w:val="VerbatimChar"/>
-        </w:rPr>
-        <w:t xml:space="preserve">MDS → 클라이언트: 레이아웃 그랜트 (파일 범위 → 물리 블록 매핑 포함)</w:t>
-      </w:r>
-      <w:r>
-        <w:br/>
-      </w:r>
-      <w:r>
-        <w:rPr>
-          <w:rStyle w:val="VerbatimChar"/>
-        </w:rPr>
-        <w:t xml:space="preserve">클라이언트: 그랜트 범위 내에서 직접 스토리지 DMA 수행</w:t>
-      </w:r>
-      <w:r>
-        <w:br/>
-      </w:r>
-      <w:r>
-        <w:rPr>
-          <w:rStyle w:val="VerbatimChar"/>
-        </w:rPr>
-        <w:t xml:space="preserve">MDS가 블록 재배치 필요 시: 클라이언트에게 LAYOUTRECALL 발행</w:t>
-      </w:r>
-      <w:r>
-        <w:br/>
-      </w:r>
-      <w:r>
-        <w:rPr>
-          <w:rStyle w:val="VerbatimChar"/>
-        </w:rPr>
-        <w:t xml:space="preserve">클라이언트: 진행 중인 I/O 완료 후 레이아웃 반환(LAYOUTRETURN)</w:t>
-      </w:r>
-      <w:r>
-        <w:br/>
-      </w:r>
-      <w:r>
-        <w:rPr>
-          <w:rStyle w:val="VerbatimChar"/>
-        </w:rPr>
-        <w:t xml:space="preserve">MDS: 안전하게 블록 재배치 수행</w:t>
-      </w:r>
-    </w:p>
-    <w:p>
-      <w:pPr>
-        <w:pStyle w:val="FirstParagraph"/>
-      </w:pPr>
-      <w:r>
-        <w:t xml:space="preserve">이 프로토콜의 핵심은</w:t>
-      </w:r>
-      <w:r>
-        <w:t xml:space="preserve"> </w:t>
-      </w:r>
-      <w:r>
-        <w:rPr>
-          <w:bCs/>
-          <w:b/>
-        </w:rPr>
-        <w:t xml:space="preserve">레이아웃 그랜트가 살아있는 동안 파일시스템이 해당 extent를 재배치할 수 없다</w:t>
-      </w:r>
-      <w:r>
-        <w:t xml:space="preserve">는 강제적 보장이다. FIEMAP과 달리 스냅샷이 아닌</w:t>
-      </w:r>
-      <w:r>
-        <w:t xml:space="preserve"> </w:t>
-      </w:r>
-      <w:r>
-        <w:rPr>
-          <w:bCs/>
-          <w:b/>
-        </w:rPr>
-        <w:t xml:space="preserve">임대(lease)</w:t>
-      </w:r>
-      <w:r>
-        <w:t xml:space="preserve"> </w:t>
-      </w:r>
-      <w:r>
-        <w:t xml:space="preserve">개념이다.</w:t>
-      </w:r>
-    </w:p>
-    <w:bookmarkEnd w:id="29"/>
-    <w:bookmarkStart w:id="30" w:name="flexible-file-layout-rfc-8435"/>
-    <w:p>
-      <w:pPr>
-        <w:pStyle w:val="Heading3"/>
-      </w:pPr>
-      <w:r>
-        <w:t xml:space="preserve">3.2 Flexible File Layout (RFC 8435)</w:t>
-      </w:r>
-    </w:p>
-    <w:p>
-      <w:pPr>
-        <w:pStyle w:val="FirstParagraph"/>
-      </w:pPr>
-      <w:r>
-        <w:t xml:space="preserve">더 현대적인 flex file layout은 pNFS 위에 다중 미러링, I/O 페일오버, 레이아웃 위임(delegation)을 추가한다. 클라이언트 DMA 중 재배치가 필요한 경우 레이아웃 recall → I/O 일시정지 → 재배치 완료 → 새 레이아웃 발급의 명시적 핸드셰이크로 일관성을 보장한다.</w:t>
-      </w:r>
-    </w:p>
-    <w:bookmarkEnd w:id="30"/>
-    <w:bookmarkStart w:id="31" w:name="왜-이것이-defending-clients인가"/>
-    <w:p>
-      <w:pPr>
-        <w:pStyle w:val="Heading3"/>
-      </w:pPr>
-      <w:r>
-        <w:t xml:space="preserve">3.3 왜 이것이</w:t>
-      </w:r>
-      <w:r>
-        <w:t xml:space="preserve"> </w:t>
-      </w:r>
-      <w:r>
-        <w:t xml:space="preserve">“</w:t>
-      </w:r>
-      <w:r>
-        <w:t xml:space="preserve">defending clients</w:t>
-      </w:r>
-      <w:r>
-        <w:t xml:space="preserve">”</w:t>
-      </w:r>
-      <w:r>
-        <w:t xml:space="preserve">인가</w:t>
-      </w:r>
-    </w:p>
-    <w:p>
-      <w:pPr>
-        <w:pStyle w:val="FirstParagraph"/>
-      </w:pPr>
-      <w:r>
-        <w:t xml:space="preserve">Christoph Hellwig의</w:t>
-      </w:r>
-      <w:r>
-        <w:t xml:space="preserve"> </w:t>
-      </w:r>
-      <w:r>
-        <w:t xml:space="preserve">“</w:t>
-      </w:r>
-      <w:r>
-        <w:t xml:space="preserve">defending clients</w:t>
-      </w:r>
-      <w:r>
-        <w:t xml:space="preserve">”</w:t>
-      </w:r>
-      <w:r>
-        <w:t xml:space="preserve"> </w:t>
-      </w:r>
-      <w:r>
-        <w:t xml:space="preserve">표현은 pNFS의 recall 메커니즘을 가리킨다. 파일시스템이 클라이언트에게 레이아웃을 회수(recall)하기 전에 클라이언트가 I/O를 완료하거나 중단할 수 있도록 보장한다. 클라이언트는 회수 응답 전까지 유효한 레이아웃을 가지고 있음이 보장된다. 이것이 FIEMAP+EBPF 방식과의 근본적인 차이다: FIEMAP은 사후 알림(post-hoc notification)을 시도하고, pNFS는 사전 동의(prior consent)를 요구한다.</w:t>
+        <w:rPr>
+          <w:bCs/>
+          <w:b/>
+        </w:rPr>
+        <w:t xml:space="preserve">단점</w:t>
+      </w:r>
+    </w:p>
+    <w:p>
+      <w:pPr>
+        <w:numPr>
+          <w:ilvl w:val="0"/>
+          <w:numId w:val="1004"/>
+        </w:numPr>
+        <w:pStyle w:val="Compact"/>
+      </w:pPr>
+      <w:r>
+        <w:rPr>
+          <w:bCs/>
+          <w:b/>
+        </w:rPr>
+        <w:t xml:space="preserve">구조적 안전 보장 없음</w:t>
+      </w:r>
+      <w:r>
+        <w:t xml:space="preserve">: TOCTOU race를 소프트웨어 레이어에서 제거할 수 없다. EBPF 알림은 사후 감지(post-hoc)이며 원자성이 없다.</w:t>
+      </w:r>
+    </w:p>
+    <w:p>
+      <w:pPr>
+        <w:numPr>
+          <w:ilvl w:val="0"/>
+          <w:numId w:val="1004"/>
+        </w:numPr>
+        <w:pStyle w:val="Compact"/>
+      </w:pPr>
+      <w:r>
+        <w:rPr>
+          <w:bCs/>
+          <w:b/>
+        </w:rPr>
+        <w:t xml:space="preserve">VFS 이벤트 없는 재배치 탐지 불가</w:t>
+      </w:r>
+      <w:r>
+        <w:t xml:space="preserve">: xfs_fsr, btrfs balance, xfs_scrub 등이 물리 블록을 옮겨도 훅이 반응하지 않는다.</w:t>
+      </w:r>
+    </w:p>
+    <w:p>
+      <w:pPr>
+        <w:numPr>
+          <w:ilvl w:val="0"/>
+          <w:numId w:val="1004"/>
+        </w:numPr>
+        <w:pStyle w:val="Compact"/>
+      </w:pPr>
+      <w:r>
+        <w:rPr>
+          <w:bCs/>
+          <w:b/>
+        </w:rPr>
+        <w:t xml:space="preserve">파일시스템마다 동작 상이</w:t>
+      </w:r>
+      <w:r>
+        <w:t xml:space="preserve">: FIEMAP 결과의 의미와 갱신 시점이 파일시스템마다 다르다.</w:t>
+      </w:r>
+    </w:p>
+    <w:p>
+      <w:pPr>
+        <w:numPr>
+          <w:ilvl w:val="0"/>
+          <w:numId w:val="1004"/>
+        </w:numPr>
+        <w:pStyle w:val="Compact"/>
+      </w:pPr>
+      <w:r>
+        <w:rPr>
+          <w:bCs/>
+          <w:b/>
+        </w:rPr>
+        <w:t xml:space="preserve">커널 upstream 수용 어려움</w:t>
+      </w:r>
+      <w:r>
+        <w:t xml:space="preserve">: 내부 ABI에 의존하는 EBPF 훅은 커널 커뮤니티의 검토를 통과하기 어렵다.</w:t>
+      </w:r>
+    </w:p>
+    <w:p>
+      <w:pPr>
+        <w:numPr>
+          <w:ilvl w:val="0"/>
+          <w:numId w:val="1004"/>
+        </w:numPr>
+        <w:pStyle w:val="Compact"/>
+      </w:pPr>
+      <w:r>
+        <w:rPr>
+          <w:bCs/>
+          <w:b/>
+        </w:rPr>
+        <w:t xml:space="preserve">워크로드 범위 제한</w:t>
+      </w:r>
+      <w:r>
+        <w:t xml:space="preserve">: 파일이 변경되거나 생성·삭제가 빈번한 일반 워크로드로 확장하기 어렵다.</w:t>
       </w:r>
     </w:p>
     <w:p>
@@ -1074,15 +804,14 @@
         </w:pict>
       </w:r>
     </w:p>
-    <w:bookmarkEnd w:id="31"/>
-    <w:bookmarkEnd w:id="32"/>
-    <w:bookmarkStart w:id="33" w:name="samsung-측-입장의-평가"/>
-    <w:p>
-      <w:pPr>
-        <w:pStyle w:val="Heading2"/>
-      </w:pPr>
-      <w:r>
-        <w:t xml:space="preserve">4. Samsung 측 입장의 평가</w:t>
+    <w:bookmarkEnd w:id="29"/>
+    <w:bookmarkStart w:id="30" w:name="hellwig-권고-pnfs-블록-레이아웃-rfc-5663"/>
+    <w:p>
+      <w:pPr>
+        <w:pStyle w:val="Heading3"/>
+      </w:pPr>
+      <w:r>
+        <w:t xml:space="preserve">3.2 Hellwig 권고: pNFS 블록 레이아웃 (RFC 5663)</w:t>
       </w:r>
     </w:p>
     <w:p>
@@ -1090,7 +819,53 @@
         <w:pStyle w:val="FirstParagraph"/>
       </w:pPr>
       <w:r>
-        <w:t xml:space="preserve">Samsung 발표자는 두 가지 답변을 제시했다:</w:t>
+        <w:t xml:space="preserve">pNFS는 메타데이터 서버(MDS)와 데이터 서버(DS)를 분리한다. 클라이언트가 직접 I/O를 하려면 MDS로부터 레이아웃 그랜트(layout grant)를 받아야 하며, MDS가 블록을 재배치하려면 클라이언트에게 LAYOUTRECALL을 보내고 응답을 기다려야 한다.</w:t>
+      </w:r>
+    </w:p>
+    <w:p>
+      <w:pPr>
+        <w:pStyle w:val="SourceCode"/>
+      </w:pPr>
+      <w:r>
+        <w:rPr>
+          <w:rStyle w:val="VerbatimChar"/>
+        </w:rPr>
+        <w:t xml:space="preserve">클라이언트 → MDS: LAYOUTGET</w:t>
+      </w:r>
+      <w:r>
+        <w:br/>
+      </w:r>
+      <w:r>
+        <w:rPr>
+          <w:rStyle w:val="VerbatimChar"/>
+        </w:rPr>
+        <w:t xml:space="preserve">MDS → 클라이언트: 레이아웃 그랜트 (범위 → LBA 매핑)</w:t>
+      </w:r>
+      <w:r>
+        <w:br/>
+      </w:r>
+      <w:r>
+        <w:rPr>
+          <w:rStyle w:val="VerbatimChar"/>
+        </w:rPr>
+        <w:t xml:space="preserve">클라이언트: 그랜트 범위 내에서 직접 NVMe DMA</w:t>
+      </w:r>
+      <w:r>
+        <w:br/>
+      </w:r>
+      <w:r>
+        <w:rPr>
+          <w:rStyle w:val="VerbatimChar"/>
+        </w:rPr>
+        <w:t xml:space="preserve">재배치 필요 시: MDS → LAYOUTRECALL → 클라이언트 응답 → 재배치 수행</w:t>
+      </w:r>
+    </w:p>
+    <w:p>
+      <w:pPr>
+        <w:pStyle w:val="FirstParagraph"/>
+      </w:pPr>
+      <w:r>
+        <w:t xml:space="preserve">핵심: FIEMAP은 사후 알림(post-hoc notification), pNFS는 사전 동의(prior consent). 그랜트가 살아있는 동안 파일시스템이 해당 extent를 재배치할 수 없다는 강제적 보장이 있다.</w:t>
       </w:r>
     </w:p>
     <w:p>
@@ -1102,133 +877,171 @@
           <w:bCs/>
           <w:b/>
         </w:rPr>
-        <w:t xml:space="preserve">①</w:t>
-      </w:r>
-      <w:r>
-        <w:rPr>
-          <w:bCs/>
-          <w:b/>
-        </w:rPr>
-        <w:t xml:space="preserve"> </w:t>
-      </w:r>
-      <w:r>
-        <w:rPr>
-          <w:bCs/>
-          <w:b/>
-        </w:rPr>
-        <w:t xml:space="preserve">“</w:t>
-      </w:r>
-      <w:r>
-        <w:rPr>
-          <w:bCs/>
-          <w:b/>
-        </w:rPr>
-        <w:t xml:space="preserve">F_MAP_AP를 단독으로 사용하지 않는다</w:t>
-      </w:r>
-      <w:r>
-        <w:rPr>
-          <w:bCs/>
-          <w:b/>
-        </w:rPr>
-        <w:t xml:space="preserve">”</w:t>
-      </w:r>
-      <w:r>
-        <w:br/>
-      </w:r>
-      <w:r>
-        <w:t xml:space="preserve">이는 Hellwig의 비판을 직접 반박하지 않는다. FIEMAP이 I/O 경로의 일부로 사용되는 한, 레이아웃 보장 없이 DMA 주소를 결정하는 근본 문제는 남는다.</w:t>
-      </w:r>
-    </w:p>
-    <w:p>
-      <w:pPr>
-        <w:pStyle w:val="BodyText"/>
-      </w:pPr>
-      <w:r>
-        <w:rPr>
-          <w:bCs/>
-          <w:b/>
-        </w:rPr>
-        <w:t xml:space="preserve">②</w:t>
-      </w:r>
-      <w:r>
-        <w:rPr>
-          <w:bCs/>
-          <w:b/>
-        </w:rPr>
-        <w:t xml:space="preserve"> </w:t>
-      </w:r>
-      <w:r>
-        <w:rPr>
-          <w:bCs/>
-          <w:b/>
-        </w:rPr>
-        <w:t xml:space="preserve">“</w:t>
-      </w:r>
-      <w:r>
-        <w:rPr>
-          <w:bCs/>
-          <w:b/>
-        </w:rPr>
-        <w:t xml:space="preserve">PNF와 flex files도 관리 레이어 후보로 검토 중</w:t>
-      </w:r>
-      <w:r>
-        <w:rPr>
-          <w:bCs/>
-          <w:b/>
-        </w:rPr>
-        <w:t xml:space="preserve">”</w:t>
-      </w:r>
-      <w:r>
-        <w:br/>
-      </w:r>
-      <w:r>
-        <w:t xml:space="preserve">이것이 핵심적인 양보다. Samsung 팀도 pNFS 계층이 필요함을 인식하고 있다는 의미다. 그러나 현재 구현에서 pNFS 레이아웃 관리 없이 FIEMAP 기반 캐시를 사용하는 것은 Hellwig의 지적대로 위험하다.</w:t>
-      </w:r>
-    </w:p>
-    <w:p>
-      <w:pPr>
-        <w:pStyle w:val="BodyText"/>
-      </w:pPr>
-      <w:r>
-        <w:rPr>
-          <w:bCs/>
-          <w:b/>
-        </w:rPr>
-        <w:t xml:space="preserve">③</w:t>
-      </w:r>
-      <w:r>
-        <w:rPr>
-          <w:bCs/>
-          <w:b/>
-        </w:rPr>
-        <w:t xml:space="preserve"> </w:t>
-      </w:r>
-      <w:r>
-        <w:rPr>
-          <w:bCs/>
-          <w:b/>
-        </w:rPr>
-        <w:t xml:space="preserve">“</w:t>
-      </w:r>
-      <w:r>
-        <w:rPr>
-          <w:bCs/>
-          <w:b/>
-        </w:rPr>
-        <w:t xml:space="preserve">벤치마크 파일은 사전 할당된 고정 크기</w:t>
-      </w:r>
-      <w:r>
-        <w:rPr>
-          <w:bCs/>
-          <w:b/>
-        </w:rPr>
-        <w:t xml:space="preserve">”</w:t>
-      </w:r>
-      <w:r>
-        <w:br/>
-      </w:r>
-      <w:r>
-        <w:t xml:space="preserve">이것은 문제를 회피하는 실험 설계다. 실제 데이터 로더 워크로드에서는 파일 생성·삭제·수정이 빈번하고 백그라운드 디프래그가 활성화되어 있다.</w:t>
+        <w:t xml:space="preserve">장점</w:t>
+      </w:r>
+    </w:p>
+    <w:p>
+      <w:pPr>
+        <w:numPr>
+          <w:ilvl w:val="0"/>
+          <w:numId w:val="1005"/>
+        </w:numPr>
+        <w:pStyle w:val="Compact"/>
+      </w:pPr>
+      <w:r>
+        <w:rPr>
+          <w:bCs/>
+          <w:b/>
+        </w:rPr>
+        <w:t xml:space="preserve">구조적 동시성 보장</w:t>
+      </w:r>
+      <w:r>
+        <w:t xml:space="preserve">: lease + recall 메커니즘으로 TOCTOU race를 프로토콜 수준에서 차단한다.</w:t>
+      </w:r>
+    </w:p>
+    <w:p>
+      <w:pPr>
+        <w:numPr>
+          <w:ilvl w:val="0"/>
+          <w:numId w:val="1005"/>
+        </w:numPr>
+        <w:pStyle w:val="Compact"/>
+      </w:pPr>
+      <w:r>
+        <w:rPr>
+          <w:bCs/>
+          <w:b/>
+        </w:rPr>
+        <w:t xml:space="preserve">파일시스템 독립적</w:t>
+      </w:r>
+      <w:r>
+        <w:t xml:space="preserve">: 프로토콜 레이어 추상화로 XFS/ext4/btrfs 구현 차이를 감춘다.</w:t>
+      </w:r>
+    </w:p>
+    <w:p>
+      <w:pPr>
+        <w:numPr>
+          <w:ilvl w:val="0"/>
+          <w:numId w:val="1005"/>
+        </w:numPr>
+        <w:pStyle w:val="Compact"/>
+      </w:pPr>
+      <w:r>
+        <w:rPr>
+          <w:bCs/>
+          <w:b/>
+        </w:rPr>
+        <w:t xml:space="preserve">표준 RFC 기반</w:t>
+      </w:r>
+      <w:r>
+        <w:t xml:space="preserve">: 커널 upstream 경로가 명확하고 장기 유지보수 가능성이 높다.</w:t>
+      </w:r>
+    </w:p>
+    <w:p>
+      <w:pPr>
+        <w:numPr>
+          <w:ilvl w:val="0"/>
+          <w:numId w:val="1005"/>
+        </w:numPr>
+        <w:pStyle w:val="Compact"/>
+      </w:pPr>
+      <w:r>
+        <w:rPr>
+          <w:bCs/>
+          <w:b/>
+        </w:rPr>
+        <w:t xml:space="preserve">클라이언트 보호 내장</w:t>
+      </w:r>
+      <w:r>
+        <w:t xml:space="preserve">: LAYOUTRECALL 핸드셰이크로 재배치 전 진행 중인 I/O 완료를 보장한다.</w:t>
+      </w:r>
+    </w:p>
+    <w:p>
+      <w:pPr>
+        <w:pStyle w:val="FirstParagraph"/>
+      </w:pPr>
+      <w:r>
+        <w:rPr>
+          <w:bCs/>
+          <w:b/>
+        </w:rPr>
+        <w:t xml:space="preserve">단점</w:t>
+      </w:r>
+    </w:p>
+    <w:p>
+      <w:pPr>
+        <w:numPr>
+          <w:ilvl w:val="0"/>
+          <w:numId w:val="1006"/>
+        </w:numPr>
+        <w:pStyle w:val="Compact"/>
+      </w:pPr>
+      <w:r>
+        <w:rPr>
+          <w:bCs/>
+          <w:b/>
+        </w:rPr>
+        <w:t xml:space="preserve">성능 오버헤드</w:t>
+      </w:r>
+      <w:r>
+        <w:t xml:space="preserve">: pNFS는 네트워크 파일시스템 프로토콜로 설계되었다. 로컬 NVMe에 적용하려면 루프백 NFS 스택이 필요하고, 파일마다 MDS 왕복(LAYOUTGET RTT)이 발생한다. Samsung이 보여준 50M IOPS를 full pNFS 위에서 재현하기는 어렵다.</w:t>
+      </w:r>
+    </w:p>
+    <w:p>
+      <w:pPr>
+        <w:numPr>
+          <w:ilvl w:val="0"/>
+          <w:numId w:val="1006"/>
+        </w:numPr>
+        <w:pStyle w:val="Compact"/>
+      </w:pPr>
+      <w:r>
+        <w:rPr>
+          <w:bCs/>
+          <w:b/>
+        </w:rPr>
+        <w:t xml:space="preserve">LAYOUTRECALL 시 I/O 일시 정지</w:t>
+      </w:r>
+      <w:r>
+        <w:t xml:space="preserve">: 백그라운드 디프래그가 발동하면 GPU I/O가 핸드셰이크 완료 전까지 멈춘다. 레이턴시 스파이크가 발생한다.</w:t>
+      </w:r>
+    </w:p>
+    <w:p>
+      <w:pPr>
+        <w:numPr>
+          <w:ilvl w:val="0"/>
+          <w:numId w:val="1006"/>
+        </w:numPr>
+        <w:pStyle w:val="Compact"/>
+      </w:pPr>
+      <w:r>
+        <w:rPr>
+          <w:bCs/>
+          <w:b/>
+        </w:rPr>
+        <w:t xml:space="preserve">MDS가 병목 가능</w:t>
+      </w:r>
+      <w:r>
+        <w:t xml:space="preserve">: 대규모 GPU 클러스터에서 수천 개의 파일에 동시에 LAYOUTGET이 몰리면 MDS가 포화된다.</w:t>
+      </w:r>
+    </w:p>
+    <w:p>
+      <w:pPr>
+        <w:numPr>
+          <w:ilvl w:val="0"/>
+          <w:numId w:val="1006"/>
+        </w:numPr>
+        <w:pStyle w:val="Compact"/>
+      </w:pPr>
+      <w:r>
+        <w:rPr>
+          <w:bCs/>
+          <w:b/>
+        </w:rPr>
+        <w:t xml:space="preserve">구현 복잡도 높음</w:t>
+      </w:r>
+      <w:r>
+        <w:t xml:space="preserve">: XFS, ext4, btrfs 각각에 레이아웃 프로토콜을 구현하고 커널 커뮤니티 리뷰를 통과시키는 것은 수년 단위의 작업이다.</w:t>
       </w:r>
     </w:p>
     <w:p>
@@ -1238,14 +1051,14 @@
         </w:pict>
       </w:r>
     </w:p>
-    <w:bookmarkEnd w:id="33"/>
-    <w:bookmarkStart w:id="34" w:name="결론"/>
-    <w:p>
-      <w:pPr>
-        <w:pStyle w:val="Heading2"/>
-      </w:pPr>
-      <w:r>
-        <w:t xml:space="preserve">5. 결론</w:t>
+    <w:bookmarkEnd w:id="30"/>
+    <w:bookmarkStart w:id="31" w:name="현실적-중간-지점-경량-extent-lease"/>
+    <w:p>
+      <w:pPr>
+        <w:pStyle w:val="Heading3"/>
+      </w:pPr>
+      <w:r>
+        <w:t xml:space="preserve">3.3 현실적 중간 지점: 경량 extent lease</w:t>
       </w:r>
     </w:p>
     <w:p>
@@ -1253,7 +1066,106 @@
         <w:pStyle w:val="FirstParagraph"/>
       </w:pPr>
       <w:r>
-        <w:t xml:space="preserve">Christoph Hellwig의 비판은 기술적으로 타당하다. 요약하면:</w:t>
+        <w:t xml:space="preserve">Hellwig의 발언을</w:t>
+      </w:r>
+      <w:r>
+        <w:t xml:space="preserve"> </w:t>
+      </w:r>
+      <w:r>
+        <w:t xml:space="preserve">“</w:t>
+      </w:r>
+      <w:r>
+        <w:t xml:space="preserve">full pNFS를 배포하라</w:t>
+      </w:r>
+      <w:r>
+        <w:t xml:space="preserve">”</w:t>
+      </w:r>
+      <w:r>
+        <w:t xml:space="preserve">로 해석하기보다,</w:t>
+      </w:r>
+      <w:r>
+        <w:t xml:space="preserve"> </w:t>
+      </w:r>
+      <w:r>
+        <w:t xml:space="preserve">“</w:t>
+      </w:r>
+      <w:r>
+        <w:t xml:space="preserve">pNFS가 갖춘 lease + recall 시맨틱을 로컬 커널 인터페이스로 구현하라</w:t>
+      </w:r>
+      <w:r>
+        <w:t xml:space="preserve">”</w:t>
+      </w:r>
+      <w:r>
+        <w:t xml:space="preserve">로 읽는 것이 더 정확하다. 구체적으로는 다음과 같은 방향이다.</w:t>
+      </w:r>
+    </w:p>
+    <w:p>
+      <w:pPr>
+        <w:numPr>
+          <w:ilvl w:val="0"/>
+          <w:numId w:val="1007"/>
+        </w:numPr>
+        <w:pStyle w:val="Compact"/>
+      </w:pPr>
+      <w:r>
+        <w:rPr>
+          <w:bCs/>
+          <w:b/>
+        </w:rPr>
+        <w:t xml:space="preserve">extent-pin ioctl</w:t>
+      </w:r>
+      <w:r>
+        <w:t xml:space="preserve">: 페이지를 DMA를 위해 핀닝하는</w:t>
+      </w:r>
+      <w:r>
+        <w:t xml:space="preserve"> </w:t>
+      </w:r>
+      <w:r>
+        <w:rPr>
+          <w:rStyle w:val="VerbatimChar"/>
+        </w:rPr>
+        <w:t xml:space="preserve">get_user_pages()</w:t>
+      </w:r>
+      <w:r>
+        <w:t xml:space="preserve">처럼, extent를 DMA 기간 동안 핀닝하는 커널 인터페이스를 추가한다. 핀된 extent는 파일시스템이 재배치할 수 없다.</w:t>
+      </w:r>
+    </w:p>
+    <w:p>
+      <w:pPr>
+        <w:numPr>
+          <w:ilvl w:val="0"/>
+          <w:numId w:val="1007"/>
+        </w:numPr>
+        <w:pStyle w:val="Compact"/>
+      </w:pPr>
+      <w:r>
+        <w:rPr>
+          <w:bCs/>
+          <w:b/>
+        </w:rPr>
+        <w:t xml:space="preserve">HOMIE가 lease 관리자</w:t>
+      </w:r>
+      <w:r>
+        <w:t xml:space="preserve">: 기존 HOMIE 데몬이 extent 핀 취득·반환을 관리하면 정상 경로는 ioctl 1회로 끝난다. 재배치가 필요할 때만 동기화 비용이 발생한다.</w:t>
+      </w:r>
+    </w:p>
+    <w:p>
+      <w:pPr>
+        <w:numPr>
+          <w:ilvl w:val="0"/>
+          <w:numId w:val="1007"/>
+        </w:numPr>
+        <w:pStyle w:val="Compact"/>
+      </w:pPr>
+      <w:r>
+        <w:rPr>
+          <w:bCs/>
+          <w:b/>
+        </w:rPr>
+        <w:t xml:space="preserve">파일시스템별 구현 범위</w:t>
+      </w:r>
+      <w:r>
+        <w:t xml:space="preserve">: 전체 pNFS 프로토콜이 아닌 extent-pin/unpin 훅만 각 파일시스템에 추가하면 된다. 구현 범위가 훨씬 작다.</w:t>
       </w:r>
     </w:p>
     <w:tbl>
@@ -1264,9 +1176,10 @@
         <w:jc w:val="start"/>
       </w:tblPr>
       <w:tblGrid>
-        <w:gridCol w:w="2640"/>
-        <w:gridCol w:w="2640"/>
-        <w:gridCol w:w="2640"/>
+        <w:gridCol w:w="1980"/>
+        <w:gridCol w:w="1980"/>
+        <w:gridCol w:w="1980"/>
+        <w:gridCol w:w="1980"/>
       </w:tblGrid>
       <w:tr>
         <w:trPr>
@@ -1277,34 +1190,42 @@
           <w:p>
             <w:pPr>
               <w:pStyle w:val="Compact"/>
-              <w:jc w:val="left"/>
-            </w:pPr>
-            <w:r>
-              <w:t xml:space="preserve">쟁점</w:t>
-            </w:r>
-          </w:p>
-        </w:tc>
-        <w:tc>
-          <w:tcPr/>
-          <w:p>
-            <w:pPr>
-              <w:pStyle w:val="Compact"/>
-              <w:jc w:val="left"/>
-            </w:pPr>
-            <w:r>
-              <w:t xml:space="preserve">FIEMAP + EBPF (Samsung 현재 방식)</w:t>
-            </w:r>
-          </w:p>
-        </w:tc>
-        <w:tc>
-          <w:tcPr/>
-          <w:p>
-            <w:pPr>
-              <w:pStyle w:val="Compact"/>
-              <w:jc w:val="left"/>
-            </w:pPr>
-            <w:r>
-              <w:t xml:space="preserve">pNFS 블록 레이아웃 (Hellwig 권고)</w:t>
+            </w:pPr>
+          </w:p>
+        </w:tc>
+        <w:tc>
+          <w:tcPr/>
+          <w:p>
+            <w:pPr>
+              <w:pStyle w:val="Compact"/>
+              <w:jc w:val="left"/>
+            </w:pPr>
+            <w:r>
+              <w:t xml:space="preserve">FIEMAP + EBPF</w:t>
+            </w:r>
+          </w:p>
+        </w:tc>
+        <w:tc>
+          <w:tcPr/>
+          <w:p>
+            <w:pPr>
+              <w:pStyle w:val="Compact"/>
+              <w:jc w:val="left"/>
+            </w:pPr>
+            <w:r>
+              <w:t xml:space="preserve">경량 extent lease</w:t>
+            </w:r>
+          </w:p>
+        </w:tc>
+        <w:tc>
+          <w:tcPr/>
+          <w:p>
+            <w:pPr>
+              <w:pStyle w:val="Compact"/>
+              <w:jc w:val="left"/>
+            </w:pPr>
+            <w:r>
+              <w:t xml:space="preserve">full pNFS</w:t>
             </w:r>
           </w:p>
         </w:tc>
@@ -1318,31 +1239,43 @@
               <w:jc w:val="left"/>
             </w:pPr>
             <w:r>
-              <w:t xml:space="preserve">동시성 보장</w:t>
-            </w:r>
-          </w:p>
-        </w:tc>
-        <w:tc>
-          <w:tcPr/>
-          <w:p>
-            <w:pPr>
-              <w:pStyle w:val="Compact"/>
-              <w:jc w:val="left"/>
-            </w:pPr>
-            <w:r>
-              <w:t xml:space="preserve">없음 (스냅샷)</w:t>
-            </w:r>
-          </w:p>
-        </w:tc>
-        <w:tc>
-          <w:tcPr/>
-          <w:p>
-            <w:pPr>
-              <w:pStyle w:val="Compact"/>
-              <w:jc w:val="left"/>
-            </w:pPr>
-            <w:r>
-              <w:t xml:space="preserve">있음 (lease/recall)</w:t>
+              <w:t xml:space="preserve">정상 경로 오버헤드</w:t>
+            </w:r>
+          </w:p>
+        </w:tc>
+        <w:tc>
+          <w:tcPr/>
+          <w:p>
+            <w:pPr>
+              <w:pStyle w:val="Compact"/>
+              <w:jc w:val="left"/>
+            </w:pPr>
+            <w:r>
+              <w:t xml:space="preserve">없음</w:t>
+            </w:r>
+          </w:p>
+        </w:tc>
+        <w:tc>
+          <w:tcPr/>
+          <w:p>
+            <w:pPr>
+              <w:pStyle w:val="Compact"/>
+              <w:jc w:val="left"/>
+            </w:pPr>
+            <w:r>
+              <w:t xml:space="preserve">ioctl 1회</w:t>
+            </w:r>
+          </w:p>
+        </w:tc>
+        <w:tc>
+          <w:tcPr/>
+          <w:p>
+            <w:pPr>
+              <w:pStyle w:val="Compact"/>
+              <w:jc w:val="left"/>
+            </w:pPr>
+            <w:r>
+              <w:t xml:space="preserve">LAYOUTGET RTT</w:t>
             </w:r>
           </w:p>
         </w:tc>
@@ -1356,31 +1289,43 @@
               <w:jc w:val="left"/>
             </w:pPr>
             <w:r>
-              <w:t xml:space="preserve">블록 재배치 시 안전성</w:t>
-            </w:r>
-          </w:p>
-        </w:tc>
-        <w:tc>
-          <w:tcPr/>
-          <w:p>
-            <w:pPr>
-              <w:pStyle w:val="Compact"/>
-              <w:jc w:val="left"/>
-            </w:pPr>
-            <w:r>
-              <w:t xml:space="preserve">경쟁 조건 발생 가능</w:t>
-            </w:r>
-          </w:p>
-        </w:tc>
-        <w:tc>
-          <w:tcPr/>
-          <w:p>
-            <w:pPr>
-              <w:pStyle w:val="Compact"/>
-              <w:jc w:val="left"/>
-            </w:pPr>
-            <w:r>
-              <w:t xml:space="preserve">recall 핸드셰이크로 보장</w:t>
+              <w:t xml:space="preserve">재배치 시 오버헤드</w:t>
+            </w:r>
+          </w:p>
+        </w:tc>
+        <w:tc>
+          <w:tcPr/>
+          <w:p>
+            <w:pPr>
+              <w:pStyle w:val="Compact"/>
+              <w:jc w:val="left"/>
+            </w:pPr>
+            <w:r>
+              <w:t xml:space="preserve">없음 (race)</w:t>
+            </w:r>
+          </w:p>
+        </w:tc>
+        <w:tc>
+          <w:tcPr/>
+          <w:p>
+            <w:pPr>
+              <w:pStyle w:val="Compact"/>
+              <w:jc w:val="left"/>
+            </w:pPr>
+            <w:r>
+              <w:t xml:space="preserve">pin 해제 동기화</w:t>
+            </w:r>
+          </w:p>
+        </w:tc>
+        <w:tc>
+          <w:tcPr/>
+          <w:p>
+            <w:pPr>
+              <w:pStyle w:val="Compact"/>
+              <w:jc w:val="left"/>
+            </w:pPr>
+            <w:r>
+              <w:t xml:space="preserve">RECALL 핸드셰이크</w:t>
             </w:r>
           </w:p>
         </w:tc>
@@ -1394,31 +1339,43 @@
               <w:jc w:val="left"/>
             </w:pPr>
             <w:r>
-              <w:t xml:space="preserve">파일시스템 호환성</w:t>
-            </w:r>
-          </w:p>
-        </w:tc>
-        <w:tc>
-          <w:tcPr/>
-          <w:p>
-            <w:pPr>
-              <w:pStyle w:val="Compact"/>
-              <w:jc w:val="left"/>
-            </w:pPr>
-            <w:r>
-              <w:t xml:space="preserve">파일시스템마다 동작 상이</w:t>
-            </w:r>
-          </w:p>
-        </w:tc>
-        <w:tc>
-          <w:tcPr/>
-          <w:p>
-            <w:pPr>
-              <w:pStyle w:val="Compact"/>
-              <w:jc w:val="left"/>
-            </w:pPr>
-            <w:r>
-              <w:t xml:space="preserve">프로토콜 수준 추상화</w:t>
+              <w:t xml:space="preserve">동시성 보장</w:t>
+            </w:r>
+          </w:p>
+        </w:tc>
+        <w:tc>
+          <w:tcPr/>
+          <w:p>
+            <w:pPr>
+              <w:pStyle w:val="Compact"/>
+              <w:jc w:val="left"/>
+            </w:pPr>
+            <w:r>
+              <w:t xml:space="preserve">없음</w:t>
+            </w:r>
+          </w:p>
+        </w:tc>
+        <w:tc>
+          <w:tcPr/>
+          <w:p>
+            <w:pPr>
+              <w:pStyle w:val="Compact"/>
+              <w:jc w:val="left"/>
+            </w:pPr>
+            <w:r>
+              <w:t xml:space="preserve">있음</w:t>
+            </w:r>
+          </w:p>
+        </w:tc>
+        <w:tc>
+          <w:tcPr/>
+          <w:p>
+            <w:pPr>
+              <w:pStyle w:val="Compact"/>
+              <w:jc w:val="left"/>
+            </w:pPr>
+            <w:r>
+              <w:t xml:space="preserve">있음</w:t>
             </w:r>
           </w:p>
         </w:tc>
@@ -1432,31 +1389,43 @@
               <w:jc w:val="left"/>
             </w:pPr>
             <w:r>
-              <w:t xml:space="preserve">커널 upstream 수용 가능성</w:t>
-            </w:r>
-          </w:p>
-        </w:tc>
-        <w:tc>
-          <w:tcPr/>
-          <w:p>
-            <w:pPr>
-              <w:pStyle w:val="Compact"/>
-              <w:jc w:val="left"/>
-            </w:pPr>
-            <w:r>
-              <w:t xml:space="preserve">낮음 (내부 ABI 의존)</w:t>
-            </w:r>
-          </w:p>
-        </w:tc>
-        <w:tc>
-          <w:tcPr/>
-          <w:p>
-            <w:pPr>
-              <w:pStyle w:val="Compact"/>
-              <w:jc w:val="left"/>
-            </w:pPr>
-            <w:r>
-              <w:t xml:space="preserve">높음 (표준 RFC 기반)</w:t>
+              <w:t xml:space="preserve">구현 난이도</w:t>
+            </w:r>
+          </w:p>
+        </w:tc>
+        <w:tc>
+          <w:tcPr/>
+          <w:p>
+            <w:pPr>
+              <w:pStyle w:val="Compact"/>
+              <w:jc w:val="left"/>
+            </w:pPr>
+            <w:r>
+              <w:t xml:space="preserve">낮음</w:t>
+            </w:r>
+          </w:p>
+        </w:tc>
+        <w:tc>
+          <w:tcPr/>
+          <w:p>
+            <w:pPr>
+              <w:pStyle w:val="Compact"/>
+              <w:jc w:val="left"/>
+            </w:pPr>
+            <w:r>
+              <w:t xml:space="preserve">중간</w:t>
+            </w:r>
+          </w:p>
+        </w:tc>
+        <w:tc>
+          <w:tcPr/>
+          <w:p>
+            <w:pPr>
+              <w:pStyle w:val="Compact"/>
+              <w:jc w:val="left"/>
+            </w:pPr>
+            <w:r>
+              <w:t xml:space="preserve">매우 높음</w:t>
             </w:r>
           </w:p>
         </w:tc>
@@ -1470,31 +1439,43 @@
               <w:jc w:val="left"/>
             </w:pPr>
             <w:r>
-              <w:t xml:space="preserve">실험 조건 한계</w:t>
-            </w:r>
-          </w:p>
-        </w:tc>
-        <w:tc>
-          <w:tcPr/>
-          <w:p>
-            <w:pPr>
-              <w:pStyle w:val="Compact"/>
-              <w:jc w:val="left"/>
-            </w:pPr>
-            <w:r>
-              <w:t xml:space="preserve">고정 사전 할당 파일에서만 안전</w:t>
-            </w:r>
-          </w:p>
-        </w:tc>
-        <w:tc>
-          <w:tcPr/>
-          <w:p>
-            <w:pPr>
-              <w:pStyle w:val="Compact"/>
-              <w:jc w:val="left"/>
-            </w:pPr>
-            <w:r>
-              <w:t xml:space="preserve">일반 워크로드에서 안전</w:t>
+              <w:t xml:space="preserve">Upstream 수용 가능성</w:t>
+            </w:r>
+          </w:p>
+        </w:tc>
+        <w:tc>
+          <w:tcPr/>
+          <w:p>
+            <w:pPr>
+              <w:pStyle w:val="Compact"/>
+              <w:jc w:val="left"/>
+            </w:pPr>
+            <w:r>
+              <w:t xml:space="preserve">낮음</w:t>
+            </w:r>
+          </w:p>
+        </w:tc>
+        <w:tc>
+          <w:tcPr/>
+          <w:p>
+            <w:pPr>
+              <w:pStyle w:val="Compact"/>
+              <w:jc w:val="left"/>
+            </w:pPr>
+            <w:r>
+              <w:t xml:space="preserve">높음</w:t>
+            </w:r>
+          </w:p>
+        </w:tc>
+        <w:tc>
+          <w:tcPr/>
+          <w:p>
+            <w:pPr>
+              <w:pStyle w:val="Compact"/>
+              <w:jc w:val="left"/>
+            </w:pPr>
+            <w:r>
+              <w:t xml:space="preserve">높음</w:t>
             </w:r>
           </w:p>
         </w:tc>
@@ -1505,34 +1486,43 @@
         <w:pStyle w:val="BodyText"/>
       </w:pPr>
       <w:r>
-        <w:t xml:space="preserve">Samsung의 설계 목표(</w:t>
-      </w:r>
-      <w:r>
-        <w:t xml:space="preserve">“</w:t>
-      </w:r>
-      <w:r>
-        <w:t xml:space="preserve">interoperability over replacement</w:t>
-      </w:r>
-      <w:r>
-        <w:t xml:space="preserve">”</w:t>
-      </w:r>
-      <w:r>
-        <w:t xml:space="preserve">,</w:t>
+        <w:t xml:space="preserve">이 방향이 Hellwig가 2년간 제안한 내용의 실체에 가장 가까울 것으로 보인다. Samsung 팀이 구현하지 않은 이유는 기술적 반박보다는 커널 인터페이스 추가에 따르는 커뮤니티 협의와 유지보수 부담을 회피하려는 것으로 보인다.</w:t>
+      </w:r>
+    </w:p>
+    <w:p>
+      <w:r>
+        <w:pict>
+          <v:rect style="width:0;height:1.5pt" o:hralign="center" o:hrstd="t" o:hr="t"/>
+        </w:pict>
+      </w:r>
+    </w:p>
+    <w:bookmarkEnd w:id="31"/>
+    <w:bookmarkEnd w:id="32"/>
+    <w:bookmarkStart w:id="33" w:name="종합-평가"/>
+    <w:p>
+      <w:pPr>
+        <w:pStyle w:val="Heading2"/>
+      </w:pPr>
+      <w:r>
+        <w:t xml:space="preserve">4. 종합 평가</w:t>
+      </w:r>
+    </w:p>
+    <w:p>
+      <w:pPr>
+        <w:pStyle w:val="FirstParagraph"/>
+      </w:pPr>
+      <w:r>
+        <w:rPr>
+          <w:bCs/>
+          <w:b/>
+        </w:rPr>
+        <w:t xml:space="preserve">Hellwig의 비판은 기술적으로 타당하다.</w:t>
       </w:r>
       <w:r>
         <w:t xml:space="preserve"> </w:t>
       </w:r>
       <w:r>
-        <w:t xml:space="preserve">“</w:t>
-      </w:r>
-      <w:r>
-        <w:t xml:space="preserve">accelerators as first-class citizens</w:t>
-      </w:r>
-      <w:r>
-        <w:t xml:space="preserve">”</w:t>
-      </w:r>
-      <w:r>
-        <w:t xml:space="preserve">)는 가치 있지만, 현재 FIEMAP 기반 extent 캐시는 프로덕션에서 사용하기 위한 안전 보장을 결여하고 있다. Hellwig가 2년 전부터 이 문제를 제기했음에도 구현이 바뀌지 않은 것은, Samsung 팀이 기술적으로는 문제를 인식하면서도 pNFS 레이어 통합의 복잡성을 피하고 있음을 시사한다.</w:t>
+        <w:t xml:space="preserve">FIEMAP 기반 DMA는 구조적 안전 보장이 없고, EBPF 완화책은 VFS 이벤트를 발생시키지 않는 블록 이동을 탐지하지 못한다.</w:t>
       </w:r>
     </w:p>
     <w:p>
@@ -1540,11 +1530,464 @@
         <w:pStyle w:val="BodyText"/>
       </w:pPr>
       <w:r>
-        <w:t xml:space="preserve">AiSIO가 실제 운영 환경에서 사용되려면 pNFS 블록 레이아웃 또는 그에 상응하는 레이아웃 임대 메커니즘이 필요하다. EBPF 알림 기반 완화책은 연구 프로토타입 수준에서만 허용 가능한 접근이다.</w:t>
-      </w:r>
-    </w:p>
+        <w:rPr>
+          <w:bCs/>
+          <w:b/>
+        </w:rPr>
+        <w:t xml:space="preserve">Samsung의 성능 우선 접근도 이해할 수 있다.</w:t>
+      </w:r>
+      <w:r>
+        <w:t xml:space="preserve"> </w:t>
+      </w:r>
+      <w:r>
+        <w:t xml:space="preserve">ML 훈련의 데이터 로딩 워크로드(사전 할당 대용량 파일, 읽기 전용)에서는 race condition이 현실화될 가능성이 매우 낮다. 이 조건에서는 50M IOPS라는 성과를 full pNFS로는 달성하기 어렵다.</w:t>
+      </w:r>
+    </w:p>
+    <w:p>
+      <w:pPr>
+        <w:pStyle w:val="BodyText"/>
+      </w:pPr>
+      <w:r>
+        <w:rPr>
+          <w:bCs/>
+          <w:b/>
+        </w:rPr>
+        <w:t xml:space="preserve">그러나 두 입장은 배타적이지 않다.</w:t>
+      </w:r>
+      <w:r>
+        <w:t xml:space="preserve"> </w:t>
+      </w:r>
+      <w:r>
+        <w:t xml:space="preserve">FIEMAP 캐시는 프로토타입과 특정 워크로드 최적화에 유효하지만, 범용 운영 환경을 위해서는 extent lease 시맨틱이 반드시 필요하다. Samsung이 pNFS/flex files를 검토 중이라고 인정한 것은 이 사실을 팀 내부에서도 인식하고 있음을 보여준다.</w:t>
+      </w:r>
+    </w:p>
+    <w:tbl>
+      <w:tblPr>
+        <w:tblStyle w:val="Table"/>
+        <w:tblW w:type="pct" w:w="5000"/>
+        <w:tblLook w:firstRow="1" w:lastRow="0" w:firstColumn="0" w:lastColumn="0" w:noHBand="0" w:noVBand="0" w:val="0020"/>
+        <w:jc w:val="start"/>
+      </w:tblPr>
+      <w:tblGrid>
+        <w:gridCol w:w="1980"/>
+        <w:gridCol w:w="1980"/>
+        <w:gridCol w:w="1980"/>
+        <w:gridCol w:w="1980"/>
+      </w:tblGrid>
+      <w:tr>
+        <w:trPr>
+          <w:tblHeader w:val="true"/>
+        </w:trPr>
+        <w:tc>
+          <w:tcPr/>
+          <w:p>
+            <w:pPr>
+              <w:pStyle w:val="Compact"/>
+              <w:jc w:val="left"/>
+            </w:pPr>
+            <w:r>
+              <w:t xml:space="preserve">쟁점</w:t>
+            </w:r>
+          </w:p>
+        </w:tc>
+        <w:tc>
+          <w:tcPr/>
+          <w:p>
+            <w:pPr>
+              <w:pStyle w:val="Compact"/>
+              <w:jc w:val="left"/>
+            </w:pPr>
+            <w:r>
+              <w:t xml:space="preserve">FIEMAP + EBPF</w:t>
+            </w:r>
+          </w:p>
+        </w:tc>
+        <w:tc>
+          <w:tcPr/>
+          <w:p>
+            <w:pPr>
+              <w:pStyle w:val="Compact"/>
+              <w:jc w:val="left"/>
+            </w:pPr>
+            <w:r>
+              <w:t xml:space="preserve">경량 extent lease</w:t>
+            </w:r>
+          </w:p>
+        </w:tc>
+        <w:tc>
+          <w:tcPr/>
+          <w:p>
+            <w:pPr>
+              <w:pStyle w:val="Compact"/>
+              <w:jc w:val="left"/>
+            </w:pPr>
+            <w:r>
+              <w:t xml:space="preserve">full pNFS</w:t>
+            </w:r>
+          </w:p>
+        </w:tc>
+      </w:tr>
+      <w:tr>
+        <w:tc>
+          <w:tcPr/>
+          <w:p>
+            <w:pPr>
+              <w:pStyle w:val="Compact"/>
+              <w:jc w:val="left"/>
+            </w:pPr>
+            <w:r>
+              <w:t xml:space="preserve">동시성 보장</w:t>
+            </w:r>
+          </w:p>
+        </w:tc>
+        <w:tc>
+          <w:tcPr/>
+          <w:p>
+            <w:pPr>
+              <w:pStyle w:val="Compact"/>
+              <w:jc w:val="left"/>
+            </w:pPr>
+            <w:r>
+              <w:t xml:space="preserve">없음</w:t>
+            </w:r>
+          </w:p>
+        </w:tc>
+        <w:tc>
+          <w:tcPr/>
+          <w:p>
+            <w:pPr>
+              <w:pStyle w:val="Compact"/>
+              <w:jc w:val="left"/>
+            </w:pPr>
+            <w:r>
+              <w:t xml:space="preserve">있음</w:t>
+            </w:r>
+          </w:p>
+        </w:tc>
+        <w:tc>
+          <w:tcPr/>
+          <w:p>
+            <w:pPr>
+              <w:pStyle w:val="Compact"/>
+              <w:jc w:val="left"/>
+            </w:pPr>
+            <w:r>
+              <w:t xml:space="preserve">있음</w:t>
+            </w:r>
+          </w:p>
+        </w:tc>
+      </w:tr>
+      <w:tr>
+        <w:tc>
+          <w:tcPr/>
+          <w:p>
+            <w:pPr>
+              <w:pStyle w:val="Compact"/>
+              <w:jc w:val="left"/>
+            </w:pPr>
+            <w:r>
+              <w:t xml:space="preserve">50M IOPS 달성 가능성</w:t>
+            </w:r>
+          </w:p>
+        </w:tc>
+        <w:tc>
+          <w:tcPr/>
+          <w:p>
+            <w:pPr>
+              <w:pStyle w:val="Compact"/>
+              <w:jc w:val="left"/>
+            </w:pPr>
+            <w:r>
+              <w:t xml:space="preserve">있음</w:t>
+            </w:r>
+          </w:p>
+        </w:tc>
+        <w:tc>
+          <w:tcPr/>
+          <w:p>
+            <w:pPr>
+              <w:pStyle w:val="Compact"/>
+              <w:jc w:val="left"/>
+            </w:pPr>
+            <w:r>
+              <w:t xml:space="preserve">대체로 가능</w:t>
+            </w:r>
+          </w:p>
+        </w:tc>
+        <w:tc>
+          <w:tcPr/>
+          <w:p>
+            <w:pPr>
+              <w:pStyle w:val="Compact"/>
+              <w:jc w:val="left"/>
+            </w:pPr>
+            <w:r>
+              <w:t xml:space="preserve">어려움</w:t>
+            </w:r>
+          </w:p>
+        </w:tc>
+      </w:tr>
+      <w:tr>
+        <w:tc>
+          <w:tcPr/>
+          <w:p>
+            <w:pPr>
+              <w:pStyle w:val="Compact"/>
+              <w:jc w:val="left"/>
+            </w:pPr>
+            <w:r>
+              <w:t xml:space="preserve">재배치 시 안전성</w:t>
+            </w:r>
+          </w:p>
+        </w:tc>
+        <w:tc>
+          <w:tcPr/>
+          <w:p>
+            <w:pPr>
+              <w:pStyle w:val="Compact"/>
+              <w:jc w:val="left"/>
+            </w:pPr>
+            <w:r>
+              <w:t xml:space="preserve">경쟁 조건</w:t>
+            </w:r>
+          </w:p>
+        </w:tc>
+        <w:tc>
+          <w:tcPr/>
+          <w:p>
+            <w:pPr>
+              <w:pStyle w:val="Compact"/>
+              <w:jc w:val="left"/>
+            </w:pPr>
+            <w:r>
+              <w:t xml:space="preserve">보장</w:t>
+            </w:r>
+          </w:p>
+        </w:tc>
+        <w:tc>
+          <w:tcPr/>
+          <w:p>
+            <w:pPr>
+              <w:pStyle w:val="Compact"/>
+              <w:jc w:val="left"/>
+            </w:pPr>
+            <w:r>
+              <w:t xml:space="preserve">보장</w:t>
+            </w:r>
+          </w:p>
+        </w:tc>
+      </w:tr>
+      <w:tr>
+        <w:tc>
+          <w:tcPr/>
+          <w:p>
+            <w:pPr>
+              <w:pStyle w:val="Compact"/>
+              <w:jc w:val="left"/>
+            </w:pPr>
+            <w:r>
+              <w:t xml:space="preserve">파일시스템 호환성</w:t>
+            </w:r>
+          </w:p>
+        </w:tc>
+        <w:tc>
+          <w:tcPr/>
+          <w:p>
+            <w:pPr>
+              <w:pStyle w:val="Compact"/>
+              <w:jc w:val="left"/>
+            </w:pPr>
+            <w:r>
+              <w:t xml:space="preserve">파일시스템마다 상이</w:t>
+            </w:r>
+          </w:p>
+        </w:tc>
+        <w:tc>
+          <w:tcPr/>
+          <w:p>
+            <w:pPr>
+              <w:pStyle w:val="Compact"/>
+              <w:jc w:val="left"/>
+            </w:pPr>
+            <w:r>
+              <w:t xml:space="preserve">구현 필요</w:t>
+            </w:r>
+          </w:p>
+        </w:tc>
+        <w:tc>
+          <w:tcPr/>
+          <w:p>
+            <w:pPr>
+              <w:pStyle w:val="Compact"/>
+              <w:jc w:val="left"/>
+            </w:pPr>
+            <w:r>
+              <w:t xml:space="preserve">프로토콜 추상화</w:t>
+            </w:r>
+          </w:p>
+        </w:tc>
+      </w:tr>
+      <w:tr>
+        <w:tc>
+          <w:tcPr/>
+          <w:p>
+            <w:pPr>
+              <w:pStyle w:val="Compact"/>
+              <w:jc w:val="left"/>
+            </w:pPr>
+            <w:r>
+              <w:t xml:space="preserve">Upstream 수용 가능성</w:t>
+            </w:r>
+          </w:p>
+        </w:tc>
+        <w:tc>
+          <w:tcPr/>
+          <w:p>
+            <w:pPr>
+              <w:pStyle w:val="Compact"/>
+              <w:jc w:val="left"/>
+            </w:pPr>
+            <w:r>
+              <w:t xml:space="preserve">낮음</w:t>
+            </w:r>
+          </w:p>
+        </w:tc>
+        <w:tc>
+          <w:tcPr/>
+          <w:p>
+            <w:pPr>
+              <w:pStyle w:val="Compact"/>
+              <w:jc w:val="left"/>
+            </w:pPr>
+            <w:r>
+              <w:t xml:space="preserve">높음</w:t>
+            </w:r>
+          </w:p>
+        </w:tc>
+        <w:tc>
+          <w:tcPr/>
+          <w:p>
+            <w:pPr>
+              <w:pStyle w:val="Compact"/>
+              <w:jc w:val="left"/>
+            </w:pPr>
+            <w:r>
+              <w:t xml:space="preserve">높음</w:t>
+            </w:r>
+          </w:p>
+        </w:tc>
+      </w:tr>
+      <w:tr>
+        <w:tc>
+          <w:tcPr/>
+          <w:p>
+            <w:pPr>
+              <w:pStyle w:val="Compact"/>
+              <w:jc w:val="left"/>
+            </w:pPr>
+            <w:r>
+              <w:t xml:space="preserve">ML 훈련 특화 안전성</w:t>
+            </w:r>
+          </w:p>
+        </w:tc>
+        <w:tc>
+          <w:tcPr/>
+          <w:p>
+            <w:pPr>
+              <w:pStyle w:val="Compact"/>
+              <w:jc w:val="left"/>
+            </w:pPr>
+            <w:r>
+              <w:t xml:space="preserve">실질적으로 안전</w:t>
+            </w:r>
+          </w:p>
+        </w:tc>
+        <w:tc>
+          <w:tcPr/>
+          <w:p>
+            <w:pPr>
+              <w:pStyle w:val="Compact"/>
+              <w:jc w:val="left"/>
+            </w:pPr>
+            <w:r>
+              <w:t xml:space="preserve">안전</w:t>
+            </w:r>
+          </w:p>
+        </w:tc>
+        <w:tc>
+          <w:tcPr/>
+          <w:p>
+            <w:pPr>
+              <w:pStyle w:val="Compact"/>
+              <w:jc w:val="left"/>
+            </w:pPr>
+            <w:r>
+              <w:t xml:space="preserve">안전</w:t>
+            </w:r>
+          </w:p>
+        </w:tc>
+      </w:tr>
+      <w:tr>
+        <w:tc>
+          <w:tcPr/>
+          <w:p>
+            <w:pPr>
+              <w:pStyle w:val="Compact"/>
+              <w:jc w:val="left"/>
+            </w:pPr>
+            <w:r>
+              <w:t xml:space="preserve">일반 워크로드 안전성</w:t>
+            </w:r>
+          </w:p>
+        </w:tc>
+        <w:tc>
+          <w:tcPr/>
+          <w:p>
+            <w:pPr>
+              <w:pStyle w:val="Compact"/>
+              <w:jc w:val="left"/>
+            </w:pPr>
+            <w:r>
+              <w:t xml:space="preserve">위험</w:t>
+            </w:r>
+          </w:p>
+        </w:tc>
+        <w:tc>
+          <w:tcPr/>
+          <w:p>
+            <w:pPr>
+              <w:pStyle w:val="Compact"/>
+              <w:jc w:val="left"/>
+            </w:pPr>
+            <w:r>
+              <w:t xml:space="preserve">안전</w:t>
+            </w:r>
+          </w:p>
+        </w:tc>
+        <w:tc>
+          <w:tcPr/>
+          <w:p>
+            <w:pPr>
+              <w:pStyle w:val="Compact"/>
+              <w:jc w:val="left"/>
+            </w:pPr>
+            <w:r>
+              <w:t xml:space="preserve">안전</w:t>
+            </w:r>
+          </w:p>
+        </w:tc>
+      </w:tr>
+    </w:tbl>
+    <w:p>
+      <w:pPr>
+        <w:pStyle w:val="BodyText"/>
+      </w:pPr>
+      <w:r>
+        <w:t xml:space="preserve">AiSIO가 연구 프로토타입을 넘어 범용 운영 환경에 안착하려면 extent lease 메커니즘의 커널 통합이 불가피하다. EBPF 완화책은 그 과도기적 수단으로는 수용 가능하지만 최종 해법이 될 수 없다.</w:t>
+      </w:r>
+    </w:p>
+    <w:bookmarkEnd w:id="33"/>
     <w:bookmarkEnd w:id="34"/>
-    <w:bookmarkEnd w:id="35"/>
     <w:sectPr/>
   </w:body>
 </w:document>
@@ -1651,8 +2094,105 @@
       </w:pPr>
     </w:lvl>
   </w:abstractNum>
+  <w:abstractNum w:abstractNumId="991">
+    <w:nsid w:val="A991"/>
+    <w:multiLevelType w:val="multilevel"/>
+    <w:lvl w:ilvl="0">
+      <w:numFmt w:val="bullet"/>
+      <w:lvlText w:val="•"/>
+      <w:lvlJc w:val="left"/>
+      <w:pPr>
+        <w:ind w:left="720" w:hanging="480"/>
+      </w:pPr>
+    </w:lvl>
+    <w:lvl w:ilvl="1">
+      <w:numFmt w:val="bullet"/>
+      <w:lvlText w:val="–"/>
+      <w:lvlJc w:val="left"/>
+      <w:pPr>
+        <w:ind w:left="1440" w:hanging="480"/>
+      </w:pPr>
+    </w:lvl>
+    <w:lvl w:ilvl="2">
+      <w:numFmt w:val="bullet"/>
+      <w:lvlText w:val="•"/>
+      <w:lvlJc w:val="left"/>
+      <w:pPr>
+        <w:ind w:left="2160" w:hanging="480"/>
+      </w:pPr>
+    </w:lvl>
+    <w:lvl w:ilvl="3">
+      <w:numFmt w:val="bullet"/>
+      <w:lvlText w:val="–"/>
+      <w:lvlJc w:val="left"/>
+      <w:pPr>
+        <w:ind w:left="2880" w:hanging="480"/>
+      </w:pPr>
+    </w:lvl>
+    <w:lvl w:ilvl="4">
+      <w:numFmt w:val="bullet"/>
+      <w:lvlText w:val="•"/>
+      <w:lvlJc w:val="left"/>
+      <w:pPr>
+        <w:ind w:left="3600" w:hanging="480"/>
+      </w:pPr>
+    </w:lvl>
+    <w:lvl w:ilvl="5">
+      <w:numFmt w:val="bullet"/>
+      <w:lvlText w:val="–"/>
+      <w:lvlJc w:val="left"/>
+      <w:pPr>
+        <w:ind w:left="4320" w:hanging="480"/>
+      </w:pPr>
+    </w:lvl>
+    <w:lvl w:ilvl="6">
+      <w:numFmt w:val="bullet"/>
+      <w:lvlText w:val="•"/>
+      <w:lvlJc w:val="left"/>
+      <w:pPr>
+        <w:ind w:left="5040" w:hanging="480"/>
+      </w:pPr>
+    </w:lvl>
+    <w:lvl w:ilvl="7">
+      <w:numFmt w:val="bullet"/>
+      <w:lvlText w:val="–"/>
+      <w:lvlJc w:val="left"/>
+      <w:pPr>
+        <w:ind w:left="5760" w:hanging="480"/>
+      </w:pPr>
+    </w:lvl>
+    <w:lvl w:ilvl="8">
+      <w:numFmt w:val="bullet"/>
+      <w:lvlText w:val="•"/>
+      <w:lvlJc w:val="left"/>
+      <w:pPr>
+        <w:ind w:left="6480" w:hanging="480"/>
+      </w:pPr>
+    </w:lvl>
+  </w:abstractNum>
   <w:num w:numId="1000">
     <w:abstractNumId w:val="990"/>
+  </w:num>
+  <w:num w:numId="1001">
+    <w:abstractNumId w:val="991"/>
+  </w:num>
+  <w:num w:numId="1002">
+    <w:abstractNumId w:val="991"/>
+  </w:num>
+  <w:num w:numId="1003">
+    <w:abstractNumId w:val="991"/>
+  </w:num>
+  <w:num w:numId="1004">
+    <w:abstractNumId w:val="991"/>
+  </w:num>
+  <w:num w:numId="1005">
+    <w:abstractNumId w:val="991"/>
+  </w:num>
+  <w:num w:numId="1006">
+    <w:abstractNumId w:val="991"/>
+  </w:num>
+  <w:num w:numId="1007">
+    <w:abstractNumId w:val="991"/>
   </w:num>
 </w:numbering>
 </file>
